--- a/Mylogbook.docx
+++ b/Mylogbook.docx
@@ -238,7 +238,7 @@
           <w:u w:val="single"/>
         </w:rPr>
         <w:drawing>
-          <wp:inline distT="0" distB="0" distL="0" distR="0" wp14:anchorId="6C9787B5" wp14:editId="162A27CC">
+          <wp:inline distT="0" distB="0" distL="0" distR="0" wp14:anchorId="6C9787B5" wp14:editId="4D6DD13B">
             <wp:extent cx="5731510" cy="1285875"/>
             <wp:effectExtent l="0" t="0" r="2540" b="9525"/>
             <wp:docPr id="307646457" name="Picture 2"/>
@@ -375,7 +375,7 @@
           <w:u w:val="single"/>
         </w:rPr>
         <w:drawing>
-          <wp:inline distT="0" distB="0" distL="0" distR="0" wp14:anchorId="58BBF849" wp14:editId="647C7890">
+          <wp:inline distT="0" distB="0" distL="0" distR="0" wp14:anchorId="58BBF849" wp14:editId="79E125A3">
             <wp:extent cx="5731510" cy="2672080"/>
             <wp:effectExtent l="0" t="0" r="2540" b="0"/>
             <wp:docPr id="1529043381" name="Picture 1"/>
@@ -434,7 +434,7 @@
           <w:u w:val="single"/>
         </w:rPr>
         <w:drawing>
-          <wp:inline distT="0" distB="0" distL="0" distR="0" wp14:anchorId="48E6502D" wp14:editId="44DCC4F3">
+          <wp:inline distT="0" distB="0" distL="0" distR="0" wp14:anchorId="48E6502D" wp14:editId="68CF75A5">
             <wp:extent cx="5731510" cy="1513205"/>
             <wp:effectExtent l="0" t="0" r="2540" b="0"/>
             <wp:docPr id="1249668251" name="Picture 2"/>
@@ -511,7 +511,7 @@
           <w:u w:val="single"/>
         </w:rPr>
         <w:drawing>
-          <wp:inline distT="0" distB="0" distL="0" distR="0" wp14:anchorId="2E5911A8" wp14:editId="05666928">
+          <wp:inline distT="0" distB="0" distL="0" distR="0" wp14:anchorId="2E5911A8" wp14:editId="5B3A5B5A">
             <wp:extent cx="5731510" cy="2477770"/>
             <wp:effectExtent l="0" t="0" r="2540" b="0"/>
             <wp:docPr id="997295505" name="Picture 1"/>
@@ -571,7 +571,7 @@
         </w:rPr>
         <w:lastRenderedPageBreak/>
         <w:drawing>
-          <wp:inline distT="0" distB="0" distL="0" distR="0" wp14:anchorId="169E76EC" wp14:editId="5C1DFC56">
+          <wp:inline distT="0" distB="0" distL="0" distR="0" wp14:anchorId="169E76EC" wp14:editId="0292F7D5">
             <wp:extent cx="5731510" cy="2998470"/>
             <wp:effectExtent l="0" t="0" r="2540" b="0"/>
             <wp:docPr id="1486333040" name="Picture 2"/>
@@ -630,7 +630,7 @@
           <w:u w:val="single"/>
         </w:rPr>
         <w:drawing>
-          <wp:inline distT="0" distB="0" distL="0" distR="0" wp14:anchorId="6C47C068" wp14:editId="267B1D41">
+          <wp:inline distT="0" distB="0" distL="0" distR="0" wp14:anchorId="6C47C068" wp14:editId="75BD848C">
             <wp:extent cx="5731510" cy="2564765"/>
             <wp:effectExtent l="0" t="0" r="2540" b="6985"/>
             <wp:docPr id="526471253" name="Picture 3"/>
@@ -749,7 +749,7 @@
         </w:rPr>
         <w:lastRenderedPageBreak/>
         <w:drawing>
-          <wp:inline distT="0" distB="0" distL="0" distR="0" wp14:anchorId="3E206502" wp14:editId="1583F7D2">
+          <wp:inline distT="0" distB="0" distL="0" distR="0" wp14:anchorId="3E206502" wp14:editId="656F3127">
             <wp:extent cx="5731510" cy="2978785"/>
             <wp:effectExtent l="0" t="0" r="2540" b="0"/>
             <wp:docPr id="137308341" name="Picture 5"/>
@@ -818,6 +818,412 @@
           <w:u w:val="single"/>
         </w:rPr>
       </w:pPr>
+      <w:r>
+        <w:rPr>
+          <w:noProof/>
+          <w:sz w:val="44"/>
+          <w:szCs w:val="44"/>
+          <w:u w:val="single"/>
+        </w:rPr>
+        <w:drawing>
+          <wp:inline distT="0" distB="0" distL="0" distR="0" wp14:anchorId="50027FE4" wp14:editId="65C8DA65">
+            <wp:extent cx="5731510" cy="3482975"/>
+            <wp:effectExtent l="0" t="0" r="2540" b="3175"/>
+            <wp:docPr id="893193071" name="Picture 1"/>
+            <wp:cNvGraphicFramePr>
+              <a:graphicFrameLocks xmlns:a="http://schemas.openxmlformats.org/drawingml/2006/main" noChangeAspect="1"/>
+            </wp:cNvGraphicFramePr>
+            <a:graphic xmlns:a="http://schemas.openxmlformats.org/drawingml/2006/main">
+              <a:graphicData uri="http://schemas.openxmlformats.org/drawingml/2006/picture">
+                <pic:pic xmlns:pic="http://schemas.openxmlformats.org/drawingml/2006/picture">
+                  <pic:nvPicPr>
+                    <pic:cNvPr id="893193071" name="Picture 893193071"/>
+                    <pic:cNvPicPr/>
+                  </pic:nvPicPr>
+                  <pic:blipFill>
+                    <a:blip r:embed="rId15" cstate="print">
+                      <a:extLst>
+                        <a:ext uri="{28A0092B-C50C-407E-A947-70E740481C1C}">
+                          <a14:useLocalDpi xmlns:a14="http://schemas.microsoft.com/office/drawing/2010/main" val="0"/>
+                        </a:ext>
+                      </a:extLst>
+                    </a:blip>
+                    <a:stretch>
+                      <a:fillRect/>
+                    </a:stretch>
+                  </pic:blipFill>
+                  <pic:spPr>
+                    <a:xfrm>
+                      <a:off x="0" y="0"/>
+                      <a:ext cx="5731510" cy="3482975"/>
+                    </a:xfrm>
+                    <a:prstGeom prst="rect">
+                      <a:avLst/>
+                    </a:prstGeom>
+                  </pic:spPr>
+                </pic:pic>
+              </a:graphicData>
+            </a:graphic>
+          </wp:inline>
+        </w:drawing>
+      </w:r>
+    </w:p>
+    <w:p>
+      <w:pPr>
+        <w:jc w:val="both"/>
+        <w:rPr>
+          <w:sz w:val="44"/>
+          <w:szCs w:val="44"/>
+          <w:u w:val="single"/>
+        </w:rPr>
+      </w:pPr>
+      <w:r>
+        <w:rPr>
+          <w:noProof/>
+          <w:sz w:val="44"/>
+          <w:szCs w:val="44"/>
+          <w:u w:val="single"/>
+        </w:rPr>
+        <w:lastRenderedPageBreak/>
+        <w:drawing>
+          <wp:inline distT="0" distB="0" distL="0" distR="0" wp14:anchorId="63570AA3" wp14:editId="20CCA453">
+            <wp:extent cx="5731510" cy="3478530"/>
+            <wp:effectExtent l="0" t="0" r="2540" b="7620"/>
+            <wp:docPr id="990726048" name="Picture 2"/>
+            <wp:cNvGraphicFramePr>
+              <a:graphicFrameLocks xmlns:a="http://schemas.openxmlformats.org/drawingml/2006/main" noChangeAspect="1"/>
+            </wp:cNvGraphicFramePr>
+            <a:graphic xmlns:a="http://schemas.openxmlformats.org/drawingml/2006/main">
+              <a:graphicData uri="http://schemas.openxmlformats.org/drawingml/2006/picture">
+                <pic:pic xmlns:pic="http://schemas.openxmlformats.org/drawingml/2006/picture">
+                  <pic:nvPicPr>
+                    <pic:cNvPr id="990726048" name="Picture 990726048"/>
+                    <pic:cNvPicPr/>
+                  </pic:nvPicPr>
+                  <pic:blipFill>
+                    <a:blip r:embed="rId16" cstate="print">
+                      <a:extLst>
+                        <a:ext uri="{28A0092B-C50C-407E-A947-70E740481C1C}">
+                          <a14:useLocalDpi xmlns:a14="http://schemas.microsoft.com/office/drawing/2010/main" val="0"/>
+                        </a:ext>
+                      </a:extLst>
+                    </a:blip>
+                    <a:stretch>
+                      <a:fillRect/>
+                    </a:stretch>
+                  </pic:blipFill>
+                  <pic:spPr>
+                    <a:xfrm>
+                      <a:off x="0" y="0"/>
+                      <a:ext cx="5731510" cy="3478530"/>
+                    </a:xfrm>
+                    <a:prstGeom prst="rect">
+                      <a:avLst/>
+                    </a:prstGeom>
+                  </pic:spPr>
+                </pic:pic>
+              </a:graphicData>
+            </a:graphic>
+          </wp:inline>
+        </w:drawing>
+      </w:r>
+    </w:p>
+    <w:p>
+      <w:pPr>
+        <w:jc w:val="both"/>
+        <w:rPr>
+          <w:sz w:val="44"/>
+          <w:szCs w:val="44"/>
+          <w:u w:val="single"/>
+        </w:rPr>
+      </w:pPr>
+      <w:r>
+        <w:rPr>
+          <w:noProof/>
+          <w:sz w:val="44"/>
+          <w:szCs w:val="44"/>
+          <w:u w:val="single"/>
+        </w:rPr>
+        <w:drawing>
+          <wp:inline distT="0" distB="0" distL="0" distR="0" wp14:anchorId="7C16CDBB" wp14:editId="7B2A4CAE">
+            <wp:extent cx="5731510" cy="3454400"/>
+            <wp:effectExtent l="0" t="0" r="2540" b="0"/>
+            <wp:docPr id="913122025" name="Picture 3"/>
+            <wp:cNvGraphicFramePr>
+              <a:graphicFrameLocks xmlns:a="http://schemas.openxmlformats.org/drawingml/2006/main" noChangeAspect="1"/>
+            </wp:cNvGraphicFramePr>
+            <a:graphic xmlns:a="http://schemas.openxmlformats.org/drawingml/2006/main">
+              <a:graphicData uri="http://schemas.openxmlformats.org/drawingml/2006/picture">
+                <pic:pic xmlns:pic="http://schemas.openxmlformats.org/drawingml/2006/picture">
+                  <pic:nvPicPr>
+                    <pic:cNvPr id="913122025" name="Picture 913122025"/>
+                    <pic:cNvPicPr/>
+                  </pic:nvPicPr>
+                  <pic:blipFill>
+                    <a:blip r:embed="rId17" cstate="print">
+                      <a:extLst>
+                        <a:ext uri="{28A0092B-C50C-407E-A947-70E740481C1C}">
+                          <a14:useLocalDpi xmlns:a14="http://schemas.microsoft.com/office/drawing/2010/main" val="0"/>
+                        </a:ext>
+                      </a:extLst>
+                    </a:blip>
+                    <a:stretch>
+                      <a:fillRect/>
+                    </a:stretch>
+                  </pic:blipFill>
+                  <pic:spPr>
+                    <a:xfrm>
+                      <a:off x="0" y="0"/>
+                      <a:ext cx="5731510" cy="3454400"/>
+                    </a:xfrm>
+                    <a:prstGeom prst="rect">
+                      <a:avLst/>
+                    </a:prstGeom>
+                  </pic:spPr>
+                </pic:pic>
+              </a:graphicData>
+            </a:graphic>
+          </wp:inline>
+        </w:drawing>
+      </w:r>
+    </w:p>
+    <w:p>
+      <w:pPr>
+        <w:jc w:val="both"/>
+        <w:rPr>
+          <w:sz w:val="44"/>
+          <w:szCs w:val="44"/>
+          <w:u w:val="single"/>
+        </w:rPr>
+      </w:pPr>
+      <w:r>
+        <w:rPr>
+          <w:noProof/>
+          <w:sz w:val="44"/>
+          <w:szCs w:val="44"/>
+          <w:u w:val="single"/>
+        </w:rPr>
+        <w:lastRenderedPageBreak/>
+        <w:drawing>
+          <wp:inline distT="0" distB="0" distL="0" distR="0" wp14:anchorId="2A116D77" wp14:editId="597BBDB9">
+            <wp:extent cx="5731510" cy="3471545"/>
+            <wp:effectExtent l="0" t="0" r="2540" b="0"/>
+            <wp:docPr id="378535847" name="Picture 4"/>
+            <wp:cNvGraphicFramePr>
+              <a:graphicFrameLocks xmlns:a="http://schemas.openxmlformats.org/drawingml/2006/main" noChangeAspect="1"/>
+            </wp:cNvGraphicFramePr>
+            <a:graphic xmlns:a="http://schemas.openxmlformats.org/drawingml/2006/main">
+              <a:graphicData uri="http://schemas.openxmlformats.org/drawingml/2006/picture">
+                <pic:pic xmlns:pic="http://schemas.openxmlformats.org/drawingml/2006/picture">
+                  <pic:nvPicPr>
+                    <pic:cNvPr id="378535847" name="Picture 378535847"/>
+                    <pic:cNvPicPr/>
+                  </pic:nvPicPr>
+                  <pic:blipFill>
+                    <a:blip r:embed="rId18" cstate="print">
+                      <a:extLst>
+                        <a:ext uri="{28A0092B-C50C-407E-A947-70E740481C1C}">
+                          <a14:useLocalDpi xmlns:a14="http://schemas.microsoft.com/office/drawing/2010/main" val="0"/>
+                        </a:ext>
+                      </a:extLst>
+                    </a:blip>
+                    <a:stretch>
+                      <a:fillRect/>
+                    </a:stretch>
+                  </pic:blipFill>
+                  <pic:spPr>
+                    <a:xfrm>
+                      <a:off x="0" y="0"/>
+                      <a:ext cx="5731510" cy="3471545"/>
+                    </a:xfrm>
+                    <a:prstGeom prst="rect">
+                      <a:avLst/>
+                    </a:prstGeom>
+                  </pic:spPr>
+                </pic:pic>
+              </a:graphicData>
+            </a:graphic>
+          </wp:inline>
+        </w:drawing>
+      </w:r>
+    </w:p>
+    <w:p>
+      <w:pPr>
+        <w:jc w:val="both"/>
+        <w:rPr>
+          <w:sz w:val="44"/>
+          <w:szCs w:val="44"/>
+          <w:u w:val="single"/>
+        </w:rPr>
+      </w:pPr>
+      <w:r>
+        <w:rPr>
+          <w:noProof/>
+          <w:sz w:val="44"/>
+          <w:szCs w:val="44"/>
+          <w:u w:val="single"/>
+        </w:rPr>
+        <w:drawing>
+          <wp:inline distT="0" distB="0" distL="0" distR="0" wp14:anchorId="1D1786F9" wp14:editId="01B6B649">
+            <wp:extent cx="5731510" cy="3470275"/>
+            <wp:effectExtent l="0" t="0" r="2540" b="0"/>
+            <wp:docPr id="128544196" name="Picture 5"/>
+            <wp:cNvGraphicFramePr>
+              <a:graphicFrameLocks xmlns:a="http://schemas.openxmlformats.org/drawingml/2006/main" noChangeAspect="1"/>
+            </wp:cNvGraphicFramePr>
+            <a:graphic xmlns:a="http://schemas.openxmlformats.org/drawingml/2006/main">
+              <a:graphicData uri="http://schemas.openxmlformats.org/drawingml/2006/picture">
+                <pic:pic xmlns:pic="http://schemas.openxmlformats.org/drawingml/2006/picture">
+                  <pic:nvPicPr>
+                    <pic:cNvPr id="128544196" name="Picture 128544196"/>
+                    <pic:cNvPicPr/>
+                  </pic:nvPicPr>
+                  <pic:blipFill>
+                    <a:blip r:embed="rId19" cstate="print">
+                      <a:extLst>
+                        <a:ext uri="{28A0092B-C50C-407E-A947-70E740481C1C}">
+                          <a14:useLocalDpi xmlns:a14="http://schemas.microsoft.com/office/drawing/2010/main" val="0"/>
+                        </a:ext>
+                      </a:extLst>
+                    </a:blip>
+                    <a:stretch>
+                      <a:fillRect/>
+                    </a:stretch>
+                  </pic:blipFill>
+                  <pic:spPr>
+                    <a:xfrm>
+                      <a:off x="0" y="0"/>
+                      <a:ext cx="5731510" cy="3470275"/>
+                    </a:xfrm>
+                    <a:prstGeom prst="rect">
+                      <a:avLst/>
+                    </a:prstGeom>
+                  </pic:spPr>
+                </pic:pic>
+              </a:graphicData>
+            </a:graphic>
+          </wp:inline>
+        </w:drawing>
+      </w:r>
+    </w:p>
+    <w:p>
+      <w:pPr>
+        <w:jc w:val="both"/>
+        <w:rPr>
+          <w:sz w:val="44"/>
+          <w:szCs w:val="44"/>
+          <w:u w:val="single"/>
+        </w:rPr>
+      </w:pPr>
+      <w:r>
+        <w:rPr>
+          <w:noProof/>
+          <w:sz w:val="44"/>
+          <w:szCs w:val="44"/>
+          <w:u w:val="single"/>
+        </w:rPr>
+        <w:lastRenderedPageBreak/>
+        <w:drawing>
+          <wp:inline distT="0" distB="0" distL="0" distR="0" wp14:anchorId="42EA70B3" wp14:editId="6AB375AF">
+            <wp:extent cx="5731510" cy="3463290"/>
+            <wp:effectExtent l="0" t="0" r="2540" b="3810"/>
+            <wp:docPr id="1235264688" name="Picture 6"/>
+            <wp:cNvGraphicFramePr>
+              <a:graphicFrameLocks xmlns:a="http://schemas.openxmlformats.org/drawingml/2006/main" noChangeAspect="1"/>
+            </wp:cNvGraphicFramePr>
+            <a:graphic xmlns:a="http://schemas.openxmlformats.org/drawingml/2006/main">
+              <a:graphicData uri="http://schemas.openxmlformats.org/drawingml/2006/picture">
+                <pic:pic xmlns:pic="http://schemas.openxmlformats.org/drawingml/2006/picture">
+                  <pic:nvPicPr>
+                    <pic:cNvPr id="1235264688" name="Picture 1235264688"/>
+                    <pic:cNvPicPr/>
+                  </pic:nvPicPr>
+                  <pic:blipFill>
+                    <a:blip r:embed="rId20" cstate="print">
+                      <a:extLst>
+                        <a:ext uri="{28A0092B-C50C-407E-A947-70E740481C1C}">
+                          <a14:useLocalDpi xmlns:a14="http://schemas.microsoft.com/office/drawing/2010/main" val="0"/>
+                        </a:ext>
+                      </a:extLst>
+                    </a:blip>
+                    <a:stretch>
+                      <a:fillRect/>
+                    </a:stretch>
+                  </pic:blipFill>
+                  <pic:spPr>
+                    <a:xfrm>
+                      <a:off x="0" y="0"/>
+                      <a:ext cx="5731510" cy="3463290"/>
+                    </a:xfrm>
+                    <a:prstGeom prst="rect">
+                      <a:avLst/>
+                    </a:prstGeom>
+                  </pic:spPr>
+                </pic:pic>
+              </a:graphicData>
+            </a:graphic>
+          </wp:inline>
+        </w:drawing>
+      </w:r>
+    </w:p>
+    <w:p>
+      <w:pPr>
+        <w:jc w:val="both"/>
+        <w:rPr>
+          <w:sz w:val="44"/>
+          <w:szCs w:val="44"/>
+          <w:u w:val="single"/>
+        </w:rPr>
+      </w:pPr>
+      <w:r>
+        <w:rPr>
+          <w:noProof/>
+          <w:sz w:val="44"/>
+          <w:szCs w:val="44"/>
+          <w:u w:val="single"/>
+        </w:rPr>
+        <w:drawing>
+          <wp:inline distT="0" distB="0" distL="0" distR="0" wp14:anchorId="02D95752" wp14:editId="1EBD996C">
+            <wp:extent cx="5731510" cy="3478530"/>
+            <wp:effectExtent l="0" t="0" r="2540" b="7620"/>
+            <wp:docPr id="1403890874" name="Picture 7"/>
+            <wp:cNvGraphicFramePr>
+              <a:graphicFrameLocks xmlns:a="http://schemas.openxmlformats.org/drawingml/2006/main" noChangeAspect="1"/>
+            </wp:cNvGraphicFramePr>
+            <a:graphic xmlns:a="http://schemas.openxmlformats.org/drawingml/2006/main">
+              <a:graphicData uri="http://schemas.openxmlformats.org/drawingml/2006/picture">
+                <pic:pic xmlns:pic="http://schemas.openxmlformats.org/drawingml/2006/picture">
+                  <pic:nvPicPr>
+                    <pic:cNvPr id="1403890874" name="Picture 1403890874"/>
+                    <pic:cNvPicPr/>
+                  </pic:nvPicPr>
+                  <pic:blipFill>
+                    <a:blip r:embed="rId21" cstate="print">
+                      <a:extLst>
+                        <a:ext uri="{28A0092B-C50C-407E-A947-70E740481C1C}">
+                          <a14:useLocalDpi xmlns:a14="http://schemas.microsoft.com/office/drawing/2010/main" val="0"/>
+                        </a:ext>
+                      </a:extLst>
+                    </a:blip>
+                    <a:stretch>
+                      <a:fillRect/>
+                    </a:stretch>
+                  </pic:blipFill>
+                  <pic:spPr>
+                    <a:xfrm>
+                      <a:off x="0" y="0"/>
+                      <a:ext cx="5731510" cy="3478530"/>
+                    </a:xfrm>
+                    <a:prstGeom prst="rect">
+                      <a:avLst/>
+                    </a:prstGeom>
+                  </pic:spPr>
+                </pic:pic>
+              </a:graphicData>
+            </a:graphic>
+          </wp:inline>
+        </w:drawing>
+      </w:r>
     </w:p>
     <w:p>
       <w:pPr>
@@ -974,7 +1380,6 @@
           <w:szCs w:val="44"/>
           <w:u w:val="single"/>
         </w:rPr>
-        <w:lastRenderedPageBreak/>
         <w:t>Lab 11</w:t>
       </w:r>
     </w:p>

--- a/Mylogbook.docx
+++ b/Mylogbook.docx
@@ -238,7 +238,7 @@
           <w:u w:val="single"/>
         </w:rPr>
         <w:drawing>
-          <wp:inline distT="0" distB="0" distL="0" distR="0" wp14:anchorId="6C9787B5" wp14:editId="4D6DD13B">
+          <wp:inline distT="0" distB="0" distL="0" distR="0" wp14:anchorId="6C9787B5" wp14:editId="7111C298">
             <wp:extent cx="5731510" cy="1285875"/>
             <wp:effectExtent l="0" t="0" r="2540" b="9525"/>
             <wp:docPr id="307646457" name="Picture 2"/>
@@ -375,7 +375,7 @@
           <w:u w:val="single"/>
         </w:rPr>
         <w:drawing>
-          <wp:inline distT="0" distB="0" distL="0" distR="0" wp14:anchorId="58BBF849" wp14:editId="79E125A3">
+          <wp:inline distT="0" distB="0" distL="0" distR="0" wp14:anchorId="58BBF849" wp14:editId="5DD5E07B">
             <wp:extent cx="5731510" cy="2672080"/>
             <wp:effectExtent l="0" t="0" r="2540" b="0"/>
             <wp:docPr id="1529043381" name="Picture 1"/>
@@ -434,7 +434,7 @@
           <w:u w:val="single"/>
         </w:rPr>
         <w:drawing>
-          <wp:inline distT="0" distB="0" distL="0" distR="0" wp14:anchorId="48E6502D" wp14:editId="68CF75A5">
+          <wp:inline distT="0" distB="0" distL="0" distR="0" wp14:anchorId="48E6502D" wp14:editId="3D220991">
             <wp:extent cx="5731510" cy="1513205"/>
             <wp:effectExtent l="0" t="0" r="2540" b="0"/>
             <wp:docPr id="1249668251" name="Picture 2"/>
@@ -511,7 +511,7 @@
           <w:u w:val="single"/>
         </w:rPr>
         <w:drawing>
-          <wp:inline distT="0" distB="0" distL="0" distR="0" wp14:anchorId="2E5911A8" wp14:editId="5B3A5B5A">
+          <wp:inline distT="0" distB="0" distL="0" distR="0" wp14:anchorId="2E5911A8" wp14:editId="680C5B93">
             <wp:extent cx="5731510" cy="2477770"/>
             <wp:effectExtent l="0" t="0" r="2540" b="0"/>
             <wp:docPr id="997295505" name="Picture 1"/>
@@ -571,7 +571,7 @@
         </w:rPr>
         <w:lastRenderedPageBreak/>
         <w:drawing>
-          <wp:inline distT="0" distB="0" distL="0" distR="0" wp14:anchorId="169E76EC" wp14:editId="0292F7D5">
+          <wp:inline distT="0" distB="0" distL="0" distR="0" wp14:anchorId="169E76EC" wp14:editId="23FE2634">
             <wp:extent cx="5731510" cy="2998470"/>
             <wp:effectExtent l="0" t="0" r="2540" b="0"/>
             <wp:docPr id="1486333040" name="Picture 2"/>
@@ -630,7 +630,7 @@
           <w:u w:val="single"/>
         </w:rPr>
         <w:drawing>
-          <wp:inline distT="0" distB="0" distL="0" distR="0" wp14:anchorId="6C47C068" wp14:editId="75BD848C">
+          <wp:inline distT="0" distB="0" distL="0" distR="0" wp14:anchorId="6C47C068" wp14:editId="29D3234E">
             <wp:extent cx="5731510" cy="2564765"/>
             <wp:effectExtent l="0" t="0" r="2540" b="6985"/>
             <wp:docPr id="526471253" name="Picture 3"/>
@@ -749,7 +749,7 @@
         </w:rPr>
         <w:lastRenderedPageBreak/>
         <w:drawing>
-          <wp:inline distT="0" distB="0" distL="0" distR="0" wp14:anchorId="3E206502" wp14:editId="656F3127">
+          <wp:inline distT="0" distB="0" distL="0" distR="0" wp14:anchorId="3E206502" wp14:editId="7DA7CF93">
             <wp:extent cx="5731510" cy="2978785"/>
             <wp:effectExtent l="0" t="0" r="2540" b="0"/>
             <wp:docPr id="137308341" name="Picture 5"/>
@@ -826,7 +826,7 @@
           <w:u w:val="single"/>
         </w:rPr>
         <w:drawing>
-          <wp:inline distT="0" distB="0" distL="0" distR="0" wp14:anchorId="50027FE4" wp14:editId="65C8DA65">
+          <wp:inline distT="0" distB="0" distL="0" distR="0" wp14:anchorId="50027FE4" wp14:editId="27763A50">
             <wp:extent cx="5731510" cy="3482975"/>
             <wp:effectExtent l="0" t="0" r="2540" b="3175"/>
             <wp:docPr id="893193071" name="Picture 1"/>
@@ -886,7 +886,7 @@
         </w:rPr>
         <w:lastRenderedPageBreak/>
         <w:drawing>
-          <wp:inline distT="0" distB="0" distL="0" distR="0" wp14:anchorId="63570AA3" wp14:editId="20CCA453">
+          <wp:inline distT="0" distB="0" distL="0" distR="0" wp14:anchorId="63570AA3" wp14:editId="69F64306">
             <wp:extent cx="5731510" cy="3478530"/>
             <wp:effectExtent l="0" t="0" r="2540" b="7620"/>
             <wp:docPr id="990726048" name="Picture 2"/>
@@ -945,7 +945,7 @@
           <w:u w:val="single"/>
         </w:rPr>
         <w:drawing>
-          <wp:inline distT="0" distB="0" distL="0" distR="0" wp14:anchorId="7C16CDBB" wp14:editId="7B2A4CAE">
+          <wp:inline distT="0" distB="0" distL="0" distR="0" wp14:anchorId="7C16CDBB" wp14:editId="5F841A6A">
             <wp:extent cx="5731510" cy="3454400"/>
             <wp:effectExtent l="0" t="0" r="2540" b="0"/>
             <wp:docPr id="913122025" name="Picture 3"/>
@@ -1005,7 +1005,7 @@
         </w:rPr>
         <w:lastRenderedPageBreak/>
         <w:drawing>
-          <wp:inline distT="0" distB="0" distL="0" distR="0" wp14:anchorId="2A116D77" wp14:editId="597BBDB9">
+          <wp:inline distT="0" distB="0" distL="0" distR="0" wp14:anchorId="2A116D77" wp14:editId="45260B16">
             <wp:extent cx="5731510" cy="3471545"/>
             <wp:effectExtent l="0" t="0" r="2540" b="0"/>
             <wp:docPr id="378535847" name="Picture 4"/>
@@ -1064,7 +1064,7 @@
           <w:u w:val="single"/>
         </w:rPr>
         <w:drawing>
-          <wp:inline distT="0" distB="0" distL="0" distR="0" wp14:anchorId="1D1786F9" wp14:editId="01B6B649">
+          <wp:inline distT="0" distB="0" distL="0" distR="0" wp14:anchorId="1D1786F9" wp14:editId="2014484A">
             <wp:extent cx="5731510" cy="3470275"/>
             <wp:effectExtent l="0" t="0" r="2540" b="0"/>
             <wp:docPr id="128544196" name="Picture 5"/>
@@ -1124,7 +1124,7 @@
         </w:rPr>
         <w:lastRenderedPageBreak/>
         <w:drawing>
-          <wp:inline distT="0" distB="0" distL="0" distR="0" wp14:anchorId="42EA70B3" wp14:editId="6AB375AF">
+          <wp:inline distT="0" distB="0" distL="0" distR="0" wp14:anchorId="42EA70B3" wp14:editId="6C6955FA">
             <wp:extent cx="5731510" cy="3463290"/>
             <wp:effectExtent l="0" t="0" r="2540" b="3810"/>
             <wp:docPr id="1235264688" name="Picture 6"/>
@@ -1183,7 +1183,7 @@
           <w:u w:val="single"/>
         </w:rPr>
         <w:drawing>
-          <wp:inline distT="0" distB="0" distL="0" distR="0" wp14:anchorId="02D95752" wp14:editId="1EBD996C">
+          <wp:inline distT="0" distB="0" distL="0" distR="0" wp14:anchorId="02D95752" wp14:editId="799BE33B">
             <wp:extent cx="5731510" cy="3478530"/>
             <wp:effectExtent l="0" t="0" r="2540" b="7620"/>
             <wp:docPr id="1403890874" name="Picture 7"/>
@@ -1241,6 +1241,423 @@
           <w:u w:val="single"/>
         </w:rPr>
         <w:t>Lab 6</w:t>
+      </w:r>
+    </w:p>
+    <w:p>
+      <w:pPr>
+        <w:jc w:val="both"/>
+        <w:rPr>
+          <w:sz w:val="44"/>
+          <w:szCs w:val="44"/>
+          <w:u w:val="single"/>
+        </w:rPr>
+      </w:pPr>
+      <w:r>
+        <w:rPr>
+          <w:noProof/>
+          <w:sz w:val="44"/>
+          <w:szCs w:val="44"/>
+          <w:u w:val="single"/>
+        </w:rPr>
+        <w:lastRenderedPageBreak/>
+        <w:drawing>
+          <wp:inline distT="0" distB="0" distL="0" distR="0" wp14:anchorId="2672BBC3" wp14:editId="231F52C9">
+            <wp:extent cx="5731510" cy="3392805"/>
+            <wp:effectExtent l="0" t="0" r="2540" b="0"/>
+            <wp:docPr id="1955480811" name="Picture 1"/>
+            <wp:cNvGraphicFramePr>
+              <a:graphicFrameLocks xmlns:a="http://schemas.openxmlformats.org/drawingml/2006/main" noChangeAspect="1"/>
+            </wp:cNvGraphicFramePr>
+            <a:graphic xmlns:a="http://schemas.openxmlformats.org/drawingml/2006/main">
+              <a:graphicData uri="http://schemas.openxmlformats.org/drawingml/2006/picture">
+                <pic:pic xmlns:pic="http://schemas.openxmlformats.org/drawingml/2006/picture">
+                  <pic:nvPicPr>
+                    <pic:cNvPr id="1955480811" name="Picture 1955480811"/>
+                    <pic:cNvPicPr/>
+                  </pic:nvPicPr>
+                  <pic:blipFill>
+                    <a:blip r:embed="rId22">
+                      <a:extLst>
+                        <a:ext uri="{28A0092B-C50C-407E-A947-70E740481C1C}">
+                          <a14:useLocalDpi xmlns:a14="http://schemas.microsoft.com/office/drawing/2010/main" val="0"/>
+                        </a:ext>
+                      </a:extLst>
+                    </a:blip>
+                    <a:stretch>
+                      <a:fillRect/>
+                    </a:stretch>
+                  </pic:blipFill>
+                  <pic:spPr>
+                    <a:xfrm>
+                      <a:off x="0" y="0"/>
+                      <a:ext cx="5731510" cy="3392805"/>
+                    </a:xfrm>
+                    <a:prstGeom prst="rect">
+                      <a:avLst/>
+                    </a:prstGeom>
+                  </pic:spPr>
+                </pic:pic>
+              </a:graphicData>
+            </a:graphic>
+          </wp:inline>
+        </w:drawing>
+      </w:r>
+    </w:p>
+    <w:p>
+      <w:pPr>
+        <w:jc w:val="both"/>
+        <w:rPr>
+          <w:sz w:val="44"/>
+          <w:szCs w:val="44"/>
+          <w:u w:val="single"/>
+        </w:rPr>
+      </w:pPr>
+      <w:r>
+        <w:rPr>
+          <w:noProof/>
+          <w:sz w:val="44"/>
+          <w:szCs w:val="44"/>
+          <w:u w:val="single"/>
+        </w:rPr>
+        <w:drawing>
+          <wp:inline distT="0" distB="0" distL="0" distR="0" wp14:anchorId="3CE2EECE" wp14:editId="1C8C84E4">
+            <wp:extent cx="5731510" cy="3798570"/>
+            <wp:effectExtent l="0" t="0" r="2540" b="0"/>
+            <wp:docPr id="87722542" name="Picture 2"/>
+            <wp:cNvGraphicFramePr>
+              <a:graphicFrameLocks xmlns:a="http://schemas.openxmlformats.org/drawingml/2006/main" noChangeAspect="1"/>
+            </wp:cNvGraphicFramePr>
+            <a:graphic xmlns:a="http://schemas.openxmlformats.org/drawingml/2006/main">
+              <a:graphicData uri="http://schemas.openxmlformats.org/drawingml/2006/picture">
+                <pic:pic xmlns:pic="http://schemas.openxmlformats.org/drawingml/2006/picture">
+                  <pic:nvPicPr>
+                    <pic:cNvPr id="87722542" name="Picture 87722542"/>
+                    <pic:cNvPicPr/>
+                  </pic:nvPicPr>
+                  <pic:blipFill>
+                    <a:blip r:embed="rId23">
+                      <a:extLst>
+                        <a:ext uri="{28A0092B-C50C-407E-A947-70E740481C1C}">
+                          <a14:useLocalDpi xmlns:a14="http://schemas.microsoft.com/office/drawing/2010/main" val="0"/>
+                        </a:ext>
+                      </a:extLst>
+                    </a:blip>
+                    <a:stretch>
+                      <a:fillRect/>
+                    </a:stretch>
+                  </pic:blipFill>
+                  <pic:spPr>
+                    <a:xfrm>
+                      <a:off x="0" y="0"/>
+                      <a:ext cx="5731510" cy="3798570"/>
+                    </a:xfrm>
+                    <a:prstGeom prst="rect">
+                      <a:avLst/>
+                    </a:prstGeom>
+                  </pic:spPr>
+                </pic:pic>
+              </a:graphicData>
+            </a:graphic>
+          </wp:inline>
+        </w:drawing>
+      </w:r>
+    </w:p>
+    <w:p>
+      <w:pPr>
+        <w:jc w:val="both"/>
+        <w:rPr>
+          <w:sz w:val="44"/>
+          <w:szCs w:val="44"/>
+          <w:u w:val="single"/>
+        </w:rPr>
+      </w:pPr>
+      <w:r>
+        <w:rPr>
+          <w:noProof/>
+          <w:sz w:val="44"/>
+          <w:szCs w:val="44"/>
+          <w:u w:val="single"/>
+        </w:rPr>
+        <w:lastRenderedPageBreak/>
+        <w:drawing>
+          <wp:inline distT="0" distB="0" distL="0" distR="0" wp14:anchorId="77C6196A" wp14:editId="4D2ABF2C">
+            <wp:extent cx="5731510" cy="3543300"/>
+            <wp:effectExtent l="0" t="0" r="2540" b="0"/>
+            <wp:docPr id="356087178" name="Picture 3"/>
+            <wp:cNvGraphicFramePr>
+              <a:graphicFrameLocks xmlns:a="http://schemas.openxmlformats.org/drawingml/2006/main" noChangeAspect="1"/>
+            </wp:cNvGraphicFramePr>
+            <a:graphic xmlns:a="http://schemas.openxmlformats.org/drawingml/2006/main">
+              <a:graphicData uri="http://schemas.openxmlformats.org/drawingml/2006/picture">
+                <pic:pic xmlns:pic="http://schemas.openxmlformats.org/drawingml/2006/picture">
+                  <pic:nvPicPr>
+                    <pic:cNvPr id="356087178" name="Picture 356087178"/>
+                    <pic:cNvPicPr/>
+                  </pic:nvPicPr>
+                  <pic:blipFill>
+                    <a:blip r:embed="rId24">
+                      <a:extLst>
+                        <a:ext uri="{28A0092B-C50C-407E-A947-70E740481C1C}">
+                          <a14:useLocalDpi xmlns:a14="http://schemas.microsoft.com/office/drawing/2010/main" val="0"/>
+                        </a:ext>
+                      </a:extLst>
+                    </a:blip>
+                    <a:stretch>
+                      <a:fillRect/>
+                    </a:stretch>
+                  </pic:blipFill>
+                  <pic:spPr>
+                    <a:xfrm>
+                      <a:off x="0" y="0"/>
+                      <a:ext cx="5731510" cy="3543300"/>
+                    </a:xfrm>
+                    <a:prstGeom prst="rect">
+                      <a:avLst/>
+                    </a:prstGeom>
+                  </pic:spPr>
+                </pic:pic>
+              </a:graphicData>
+            </a:graphic>
+          </wp:inline>
+        </w:drawing>
+      </w:r>
+    </w:p>
+    <w:p>
+      <w:pPr>
+        <w:jc w:val="both"/>
+        <w:rPr>
+          <w:sz w:val="44"/>
+          <w:szCs w:val="44"/>
+          <w:u w:val="single"/>
+        </w:rPr>
+      </w:pPr>
+      <w:r>
+        <w:rPr>
+          <w:noProof/>
+          <w:sz w:val="44"/>
+          <w:szCs w:val="44"/>
+          <w:u w:val="single"/>
+        </w:rPr>
+        <w:drawing>
+          <wp:inline distT="0" distB="0" distL="0" distR="0" wp14:anchorId="711A7A0C" wp14:editId="1100583A">
+            <wp:extent cx="5731510" cy="3208020"/>
+            <wp:effectExtent l="0" t="0" r="2540" b="0"/>
+            <wp:docPr id="835065579" name="Picture 4"/>
+            <wp:cNvGraphicFramePr>
+              <a:graphicFrameLocks xmlns:a="http://schemas.openxmlformats.org/drawingml/2006/main" noChangeAspect="1"/>
+            </wp:cNvGraphicFramePr>
+            <a:graphic xmlns:a="http://schemas.openxmlformats.org/drawingml/2006/main">
+              <a:graphicData uri="http://schemas.openxmlformats.org/drawingml/2006/picture">
+                <pic:pic xmlns:pic="http://schemas.openxmlformats.org/drawingml/2006/picture">
+                  <pic:nvPicPr>
+                    <pic:cNvPr id="835065579" name="Picture 835065579"/>
+                    <pic:cNvPicPr/>
+                  </pic:nvPicPr>
+                  <pic:blipFill>
+                    <a:blip r:embed="rId25">
+                      <a:extLst>
+                        <a:ext uri="{28A0092B-C50C-407E-A947-70E740481C1C}">
+                          <a14:useLocalDpi xmlns:a14="http://schemas.microsoft.com/office/drawing/2010/main" val="0"/>
+                        </a:ext>
+                      </a:extLst>
+                    </a:blip>
+                    <a:stretch>
+                      <a:fillRect/>
+                    </a:stretch>
+                  </pic:blipFill>
+                  <pic:spPr>
+                    <a:xfrm>
+                      <a:off x="0" y="0"/>
+                      <a:ext cx="5731510" cy="3208020"/>
+                    </a:xfrm>
+                    <a:prstGeom prst="rect">
+                      <a:avLst/>
+                    </a:prstGeom>
+                  </pic:spPr>
+                </pic:pic>
+              </a:graphicData>
+            </a:graphic>
+          </wp:inline>
+        </w:drawing>
+      </w:r>
+    </w:p>
+    <w:p>
+      <w:pPr>
+        <w:jc w:val="both"/>
+        <w:rPr>
+          <w:sz w:val="44"/>
+          <w:szCs w:val="44"/>
+          <w:u w:val="single"/>
+        </w:rPr>
+      </w:pPr>
+      <w:r>
+        <w:rPr>
+          <w:noProof/>
+          <w:sz w:val="44"/>
+          <w:szCs w:val="44"/>
+          <w:u w:val="single"/>
+        </w:rPr>
+        <w:lastRenderedPageBreak/>
+        <w:drawing>
+          <wp:inline distT="0" distB="0" distL="0" distR="0" wp14:anchorId="20EFA252" wp14:editId="1ACB8A59">
+            <wp:extent cx="5731510" cy="3660775"/>
+            <wp:effectExtent l="0" t="0" r="2540" b="0"/>
+            <wp:docPr id="500961747" name="Picture 5"/>
+            <wp:cNvGraphicFramePr>
+              <a:graphicFrameLocks xmlns:a="http://schemas.openxmlformats.org/drawingml/2006/main" noChangeAspect="1"/>
+            </wp:cNvGraphicFramePr>
+            <a:graphic xmlns:a="http://schemas.openxmlformats.org/drawingml/2006/main">
+              <a:graphicData uri="http://schemas.openxmlformats.org/drawingml/2006/picture">
+                <pic:pic xmlns:pic="http://schemas.openxmlformats.org/drawingml/2006/picture">
+                  <pic:nvPicPr>
+                    <pic:cNvPr id="500961747" name="Picture 500961747"/>
+                    <pic:cNvPicPr/>
+                  </pic:nvPicPr>
+                  <pic:blipFill>
+                    <a:blip r:embed="rId26">
+                      <a:extLst>
+                        <a:ext uri="{28A0092B-C50C-407E-A947-70E740481C1C}">
+                          <a14:useLocalDpi xmlns:a14="http://schemas.microsoft.com/office/drawing/2010/main" val="0"/>
+                        </a:ext>
+                      </a:extLst>
+                    </a:blip>
+                    <a:stretch>
+                      <a:fillRect/>
+                    </a:stretch>
+                  </pic:blipFill>
+                  <pic:spPr>
+                    <a:xfrm>
+                      <a:off x="0" y="0"/>
+                      <a:ext cx="5731510" cy="3660775"/>
+                    </a:xfrm>
+                    <a:prstGeom prst="rect">
+                      <a:avLst/>
+                    </a:prstGeom>
+                  </pic:spPr>
+                </pic:pic>
+              </a:graphicData>
+            </a:graphic>
+          </wp:inline>
+        </w:drawing>
+      </w:r>
+    </w:p>
+    <w:p>
+      <w:pPr>
+        <w:jc w:val="both"/>
+        <w:rPr>
+          <w:sz w:val="44"/>
+          <w:szCs w:val="44"/>
+          <w:u w:val="single"/>
+        </w:rPr>
+      </w:pPr>
+      <w:r>
+        <w:rPr>
+          <w:noProof/>
+          <w:sz w:val="44"/>
+          <w:szCs w:val="44"/>
+          <w:u w:val="single"/>
+        </w:rPr>
+        <w:drawing>
+          <wp:inline distT="0" distB="0" distL="0" distR="0" wp14:anchorId="1776F612" wp14:editId="0D15C8D8">
+            <wp:extent cx="5731510" cy="3921125"/>
+            <wp:effectExtent l="0" t="0" r="2540" b="3175"/>
+            <wp:docPr id="1462846045" name="Picture 6"/>
+            <wp:cNvGraphicFramePr>
+              <a:graphicFrameLocks xmlns:a="http://schemas.openxmlformats.org/drawingml/2006/main" noChangeAspect="1"/>
+            </wp:cNvGraphicFramePr>
+            <a:graphic xmlns:a="http://schemas.openxmlformats.org/drawingml/2006/main">
+              <a:graphicData uri="http://schemas.openxmlformats.org/drawingml/2006/picture">
+                <pic:pic xmlns:pic="http://schemas.openxmlformats.org/drawingml/2006/picture">
+                  <pic:nvPicPr>
+                    <pic:cNvPr id="1462846045" name="Picture 1462846045"/>
+                    <pic:cNvPicPr/>
+                  </pic:nvPicPr>
+                  <pic:blipFill>
+                    <a:blip r:embed="rId27">
+                      <a:extLst>
+                        <a:ext uri="{28A0092B-C50C-407E-A947-70E740481C1C}">
+                          <a14:useLocalDpi xmlns:a14="http://schemas.microsoft.com/office/drawing/2010/main" val="0"/>
+                        </a:ext>
+                      </a:extLst>
+                    </a:blip>
+                    <a:stretch>
+                      <a:fillRect/>
+                    </a:stretch>
+                  </pic:blipFill>
+                  <pic:spPr>
+                    <a:xfrm>
+                      <a:off x="0" y="0"/>
+                      <a:ext cx="5731510" cy="3921125"/>
+                    </a:xfrm>
+                    <a:prstGeom prst="rect">
+                      <a:avLst/>
+                    </a:prstGeom>
+                  </pic:spPr>
+                </pic:pic>
+              </a:graphicData>
+            </a:graphic>
+          </wp:inline>
+        </w:drawing>
+      </w:r>
+    </w:p>
+    <w:p>
+      <w:pPr>
+        <w:jc w:val="both"/>
+        <w:rPr>
+          <w:sz w:val="44"/>
+          <w:szCs w:val="44"/>
+          <w:u w:val="single"/>
+        </w:rPr>
+      </w:pPr>
+      <w:r>
+        <w:rPr>
+          <w:noProof/>
+          <w:sz w:val="44"/>
+          <w:szCs w:val="44"/>
+          <w:u w:val="single"/>
+        </w:rPr>
+        <w:lastRenderedPageBreak/>
+        <w:drawing>
+          <wp:inline distT="0" distB="0" distL="0" distR="0" wp14:anchorId="5F01A3E6" wp14:editId="69AEFFE5">
+            <wp:extent cx="5731510" cy="3992880"/>
+            <wp:effectExtent l="0" t="0" r="2540" b="7620"/>
+            <wp:docPr id="522766239" name="Picture 7"/>
+            <wp:cNvGraphicFramePr>
+              <a:graphicFrameLocks xmlns:a="http://schemas.openxmlformats.org/drawingml/2006/main" noChangeAspect="1"/>
+            </wp:cNvGraphicFramePr>
+            <a:graphic xmlns:a="http://schemas.openxmlformats.org/drawingml/2006/main">
+              <a:graphicData uri="http://schemas.openxmlformats.org/drawingml/2006/picture">
+                <pic:pic xmlns:pic="http://schemas.openxmlformats.org/drawingml/2006/picture">
+                  <pic:nvPicPr>
+                    <pic:cNvPr id="522766239" name="Picture 522766239"/>
+                    <pic:cNvPicPr/>
+                  </pic:nvPicPr>
+                  <pic:blipFill>
+                    <a:blip r:embed="rId28">
+                      <a:extLst>
+                        <a:ext uri="{28A0092B-C50C-407E-A947-70E740481C1C}">
+                          <a14:useLocalDpi xmlns:a14="http://schemas.microsoft.com/office/drawing/2010/main" val="0"/>
+                        </a:ext>
+                      </a:extLst>
+                    </a:blip>
+                    <a:stretch>
+                      <a:fillRect/>
+                    </a:stretch>
+                  </pic:blipFill>
+                  <pic:spPr>
+                    <a:xfrm>
+                      <a:off x="0" y="0"/>
+                      <a:ext cx="5731510" cy="3992880"/>
+                    </a:xfrm>
+                    <a:prstGeom prst="rect">
+                      <a:avLst/>
+                    </a:prstGeom>
+                  </pic:spPr>
+                </pic:pic>
+              </a:graphicData>
+            </a:graphic>
+          </wp:inline>
+        </w:drawing>
       </w:r>
     </w:p>
     <w:p>

--- a/Mylogbook.docx
+++ b/Mylogbook.docx
@@ -238,7 +238,7 @@
           <w:u w:val="single"/>
         </w:rPr>
         <w:drawing>
-          <wp:inline distT="0" distB="0" distL="0" distR="0" wp14:anchorId="6C9787B5" wp14:editId="7111C298">
+          <wp:inline distT="0" distB="0" distL="0" distR="0" wp14:anchorId="6C9787B5" wp14:editId="227ECF2B">
             <wp:extent cx="5731510" cy="1285875"/>
             <wp:effectExtent l="0" t="0" r="2540" b="9525"/>
             <wp:docPr id="307646457" name="Picture 2"/>
@@ -375,7 +375,7 @@
           <w:u w:val="single"/>
         </w:rPr>
         <w:drawing>
-          <wp:inline distT="0" distB="0" distL="0" distR="0" wp14:anchorId="58BBF849" wp14:editId="5DD5E07B">
+          <wp:inline distT="0" distB="0" distL="0" distR="0" wp14:anchorId="58BBF849" wp14:editId="020204CD">
             <wp:extent cx="5731510" cy="2672080"/>
             <wp:effectExtent l="0" t="0" r="2540" b="0"/>
             <wp:docPr id="1529043381" name="Picture 1"/>
@@ -434,7 +434,7 @@
           <w:u w:val="single"/>
         </w:rPr>
         <w:drawing>
-          <wp:inline distT="0" distB="0" distL="0" distR="0" wp14:anchorId="48E6502D" wp14:editId="3D220991">
+          <wp:inline distT="0" distB="0" distL="0" distR="0" wp14:anchorId="48E6502D" wp14:editId="1335621F">
             <wp:extent cx="5731510" cy="1513205"/>
             <wp:effectExtent l="0" t="0" r="2540" b="0"/>
             <wp:docPr id="1249668251" name="Picture 2"/>
@@ -511,7 +511,7 @@
           <w:u w:val="single"/>
         </w:rPr>
         <w:drawing>
-          <wp:inline distT="0" distB="0" distL="0" distR="0" wp14:anchorId="2E5911A8" wp14:editId="680C5B93">
+          <wp:inline distT="0" distB="0" distL="0" distR="0" wp14:anchorId="2E5911A8" wp14:editId="5B2E1DAD">
             <wp:extent cx="5731510" cy="2477770"/>
             <wp:effectExtent l="0" t="0" r="2540" b="0"/>
             <wp:docPr id="997295505" name="Picture 1"/>
@@ -571,7 +571,7 @@
         </w:rPr>
         <w:lastRenderedPageBreak/>
         <w:drawing>
-          <wp:inline distT="0" distB="0" distL="0" distR="0" wp14:anchorId="169E76EC" wp14:editId="23FE2634">
+          <wp:inline distT="0" distB="0" distL="0" distR="0" wp14:anchorId="169E76EC" wp14:editId="5BA4C533">
             <wp:extent cx="5731510" cy="2998470"/>
             <wp:effectExtent l="0" t="0" r="2540" b="0"/>
             <wp:docPr id="1486333040" name="Picture 2"/>
@@ -630,7 +630,7 @@
           <w:u w:val="single"/>
         </w:rPr>
         <w:drawing>
-          <wp:inline distT="0" distB="0" distL="0" distR="0" wp14:anchorId="6C47C068" wp14:editId="29D3234E">
+          <wp:inline distT="0" distB="0" distL="0" distR="0" wp14:anchorId="6C47C068" wp14:editId="5C950319">
             <wp:extent cx="5731510" cy="2564765"/>
             <wp:effectExtent l="0" t="0" r="2540" b="6985"/>
             <wp:docPr id="526471253" name="Picture 3"/>
@@ -749,7 +749,7 @@
         </w:rPr>
         <w:lastRenderedPageBreak/>
         <w:drawing>
-          <wp:inline distT="0" distB="0" distL="0" distR="0" wp14:anchorId="3E206502" wp14:editId="7DA7CF93">
+          <wp:inline distT="0" distB="0" distL="0" distR="0" wp14:anchorId="3E206502" wp14:editId="67525508">
             <wp:extent cx="5731510" cy="2978785"/>
             <wp:effectExtent l="0" t="0" r="2540" b="0"/>
             <wp:docPr id="137308341" name="Picture 5"/>
@@ -826,7 +826,7 @@
           <w:u w:val="single"/>
         </w:rPr>
         <w:drawing>
-          <wp:inline distT="0" distB="0" distL="0" distR="0" wp14:anchorId="50027FE4" wp14:editId="27763A50">
+          <wp:inline distT="0" distB="0" distL="0" distR="0" wp14:anchorId="50027FE4" wp14:editId="417602B3">
             <wp:extent cx="5731510" cy="3482975"/>
             <wp:effectExtent l="0" t="0" r="2540" b="3175"/>
             <wp:docPr id="893193071" name="Picture 1"/>
@@ -886,7 +886,7 @@
         </w:rPr>
         <w:lastRenderedPageBreak/>
         <w:drawing>
-          <wp:inline distT="0" distB="0" distL="0" distR="0" wp14:anchorId="63570AA3" wp14:editId="69F64306">
+          <wp:inline distT="0" distB="0" distL="0" distR="0" wp14:anchorId="63570AA3" wp14:editId="10239E21">
             <wp:extent cx="5731510" cy="3478530"/>
             <wp:effectExtent l="0" t="0" r="2540" b="7620"/>
             <wp:docPr id="990726048" name="Picture 2"/>
@@ -945,7 +945,7 @@
           <w:u w:val="single"/>
         </w:rPr>
         <w:drawing>
-          <wp:inline distT="0" distB="0" distL="0" distR="0" wp14:anchorId="7C16CDBB" wp14:editId="5F841A6A">
+          <wp:inline distT="0" distB="0" distL="0" distR="0" wp14:anchorId="7C16CDBB" wp14:editId="4C165765">
             <wp:extent cx="5731510" cy="3454400"/>
             <wp:effectExtent l="0" t="0" r="2540" b="0"/>
             <wp:docPr id="913122025" name="Picture 3"/>
@@ -1005,7 +1005,7 @@
         </w:rPr>
         <w:lastRenderedPageBreak/>
         <w:drawing>
-          <wp:inline distT="0" distB="0" distL="0" distR="0" wp14:anchorId="2A116D77" wp14:editId="45260B16">
+          <wp:inline distT="0" distB="0" distL="0" distR="0" wp14:anchorId="2A116D77" wp14:editId="6F6335DD">
             <wp:extent cx="5731510" cy="3471545"/>
             <wp:effectExtent l="0" t="0" r="2540" b="0"/>
             <wp:docPr id="378535847" name="Picture 4"/>
@@ -1064,7 +1064,7 @@
           <w:u w:val="single"/>
         </w:rPr>
         <w:drawing>
-          <wp:inline distT="0" distB="0" distL="0" distR="0" wp14:anchorId="1D1786F9" wp14:editId="2014484A">
+          <wp:inline distT="0" distB="0" distL="0" distR="0" wp14:anchorId="1D1786F9" wp14:editId="0E690EA3">
             <wp:extent cx="5731510" cy="3470275"/>
             <wp:effectExtent l="0" t="0" r="2540" b="0"/>
             <wp:docPr id="128544196" name="Picture 5"/>
@@ -1124,7 +1124,7 @@
         </w:rPr>
         <w:lastRenderedPageBreak/>
         <w:drawing>
-          <wp:inline distT="0" distB="0" distL="0" distR="0" wp14:anchorId="42EA70B3" wp14:editId="6C6955FA">
+          <wp:inline distT="0" distB="0" distL="0" distR="0" wp14:anchorId="42EA70B3" wp14:editId="2E4B00C3">
             <wp:extent cx="5731510" cy="3463290"/>
             <wp:effectExtent l="0" t="0" r="2540" b="3810"/>
             <wp:docPr id="1235264688" name="Picture 6"/>
@@ -1183,7 +1183,7 @@
           <w:u w:val="single"/>
         </w:rPr>
         <w:drawing>
-          <wp:inline distT="0" distB="0" distL="0" distR="0" wp14:anchorId="02D95752" wp14:editId="799BE33B">
+          <wp:inline distT="0" distB="0" distL="0" distR="0" wp14:anchorId="02D95752" wp14:editId="5983BF34">
             <wp:extent cx="5731510" cy="3478530"/>
             <wp:effectExtent l="0" t="0" r="2540" b="7620"/>
             <wp:docPr id="1403890874" name="Picture 7"/>
@@ -1697,22 +1697,82 @@
           <w:u w:val="single"/>
         </w:rPr>
       </w:pPr>
-    </w:p>
-    <w:p>
-      <w:pPr>
-        <w:jc w:val="both"/>
-        <w:rPr>
-          <w:sz w:val="44"/>
-          <w:szCs w:val="44"/>
-          <w:u w:val="single"/>
-        </w:rPr>
-      </w:pPr>
-      <w:r>
-        <w:rPr>
-          <w:sz w:val="44"/>
-          <w:szCs w:val="44"/>
-          <w:u w:val="single"/>
-        </w:rPr>
+      <w:r>
+        <w:rPr>
+          <w:noProof/>
+          <w:sz w:val="44"/>
+          <w:szCs w:val="44"/>
+          <w:u w:val="single"/>
+        </w:rPr>
+        <w:drawing>
+          <wp:inline distT="0" distB="0" distL="0" distR="0" wp14:anchorId="34EBCCB7" wp14:editId="5C26D9F0">
+            <wp:extent cx="5731510" cy="2747010"/>
+            <wp:effectExtent l="0" t="0" r="2540" b="0"/>
+            <wp:docPr id="723130708" name="Picture 1"/>
+            <wp:cNvGraphicFramePr>
+              <a:graphicFrameLocks xmlns:a="http://schemas.openxmlformats.org/drawingml/2006/main" noChangeAspect="1"/>
+            </wp:cNvGraphicFramePr>
+            <a:graphic xmlns:a="http://schemas.openxmlformats.org/drawingml/2006/main">
+              <a:graphicData uri="http://schemas.openxmlformats.org/drawingml/2006/picture">
+                <pic:pic xmlns:pic="http://schemas.openxmlformats.org/drawingml/2006/picture">
+                  <pic:nvPicPr>
+                    <pic:cNvPr id="723130708" name="Picture 723130708"/>
+                    <pic:cNvPicPr/>
+                  </pic:nvPicPr>
+                  <pic:blipFill>
+                    <a:blip r:embed="rId13" cstate="print">
+                      <a:extLst>
+                        <a:ext uri="{28A0092B-C50C-407E-A947-70E740481C1C}">
+                          <a14:useLocalDpi xmlns:a14="http://schemas.microsoft.com/office/drawing/2010/main" val="0"/>
+                        </a:ext>
+                      </a:extLst>
+                    </a:blip>
+                    <a:stretch>
+                      <a:fillRect/>
+                    </a:stretch>
+                  </pic:blipFill>
+                  <pic:spPr>
+                    <a:xfrm>
+                      <a:off x="0" y="0"/>
+                      <a:ext cx="5731510" cy="2747010"/>
+                    </a:xfrm>
+                    <a:prstGeom prst="rect">
+                      <a:avLst/>
+                    </a:prstGeom>
+                  </pic:spPr>
+                </pic:pic>
+              </a:graphicData>
+            </a:graphic>
+          </wp:inline>
+        </w:drawing>
+      </w:r>
+    </w:p>
+    <w:p>
+      <w:pPr>
+        <w:jc w:val="both"/>
+        <w:rPr>
+          <w:sz w:val="44"/>
+          <w:szCs w:val="44"/>
+          <w:u w:val="single"/>
+        </w:rPr>
+      </w:pPr>
+    </w:p>
+    <w:p>
+      <w:pPr>
+        <w:jc w:val="both"/>
+        <w:rPr>
+          <w:sz w:val="44"/>
+          <w:szCs w:val="44"/>
+          <w:u w:val="single"/>
+        </w:rPr>
+      </w:pPr>
+      <w:r>
+        <w:rPr>
+          <w:sz w:val="44"/>
+          <w:szCs w:val="44"/>
+          <w:u w:val="single"/>
+        </w:rPr>
+        <w:lastRenderedPageBreak/>
         <w:t>Lab 8</w:t>
       </w:r>
     </w:p>

--- a/Mylogbook.docx
+++ b/Mylogbook.docx
@@ -238,7 +238,7 @@
           <w:u w:val="single"/>
         </w:rPr>
         <w:drawing>
-          <wp:inline distT="0" distB="0" distL="0" distR="0" wp14:anchorId="6C9787B5" wp14:editId="227ECF2B">
+          <wp:inline distT="0" distB="0" distL="0" distR="0" wp14:anchorId="6C9787B5" wp14:editId="759FDA9E">
             <wp:extent cx="5731510" cy="1285875"/>
             <wp:effectExtent l="0" t="0" r="2540" b="9525"/>
             <wp:docPr id="307646457" name="Picture 2"/>
@@ -375,7 +375,7 @@
           <w:u w:val="single"/>
         </w:rPr>
         <w:drawing>
-          <wp:inline distT="0" distB="0" distL="0" distR="0" wp14:anchorId="58BBF849" wp14:editId="020204CD">
+          <wp:inline distT="0" distB="0" distL="0" distR="0" wp14:anchorId="58BBF849" wp14:editId="678BB4B1">
             <wp:extent cx="5731510" cy="2672080"/>
             <wp:effectExtent l="0" t="0" r="2540" b="0"/>
             <wp:docPr id="1529043381" name="Picture 1"/>
@@ -434,7 +434,7 @@
           <w:u w:val="single"/>
         </w:rPr>
         <w:drawing>
-          <wp:inline distT="0" distB="0" distL="0" distR="0" wp14:anchorId="48E6502D" wp14:editId="1335621F">
+          <wp:inline distT="0" distB="0" distL="0" distR="0" wp14:anchorId="48E6502D" wp14:editId="6DF19270">
             <wp:extent cx="5731510" cy="1513205"/>
             <wp:effectExtent l="0" t="0" r="2540" b="0"/>
             <wp:docPr id="1249668251" name="Picture 2"/>
@@ -511,7 +511,7 @@
           <w:u w:val="single"/>
         </w:rPr>
         <w:drawing>
-          <wp:inline distT="0" distB="0" distL="0" distR="0" wp14:anchorId="2E5911A8" wp14:editId="5B2E1DAD">
+          <wp:inline distT="0" distB="0" distL="0" distR="0" wp14:anchorId="2E5911A8" wp14:editId="1370EAEF">
             <wp:extent cx="5731510" cy="2477770"/>
             <wp:effectExtent l="0" t="0" r="2540" b="0"/>
             <wp:docPr id="997295505" name="Picture 1"/>
@@ -571,7 +571,7 @@
         </w:rPr>
         <w:lastRenderedPageBreak/>
         <w:drawing>
-          <wp:inline distT="0" distB="0" distL="0" distR="0" wp14:anchorId="169E76EC" wp14:editId="5BA4C533">
+          <wp:inline distT="0" distB="0" distL="0" distR="0" wp14:anchorId="169E76EC" wp14:editId="4E2242FE">
             <wp:extent cx="5731510" cy="2998470"/>
             <wp:effectExtent l="0" t="0" r="2540" b="0"/>
             <wp:docPr id="1486333040" name="Picture 2"/>
@@ -630,7 +630,7 @@
           <w:u w:val="single"/>
         </w:rPr>
         <w:drawing>
-          <wp:inline distT="0" distB="0" distL="0" distR="0" wp14:anchorId="6C47C068" wp14:editId="5C950319">
+          <wp:inline distT="0" distB="0" distL="0" distR="0" wp14:anchorId="6C47C068" wp14:editId="684F8806">
             <wp:extent cx="5731510" cy="2564765"/>
             <wp:effectExtent l="0" t="0" r="2540" b="6985"/>
             <wp:docPr id="526471253" name="Picture 3"/>
@@ -749,7 +749,7 @@
         </w:rPr>
         <w:lastRenderedPageBreak/>
         <w:drawing>
-          <wp:inline distT="0" distB="0" distL="0" distR="0" wp14:anchorId="3E206502" wp14:editId="67525508">
+          <wp:inline distT="0" distB="0" distL="0" distR="0" wp14:anchorId="3E206502" wp14:editId="7B00C9ED">
             <wp:extent cx="5731510" cy="2978785"/>
             <wp:effectExtent l="0" t="0" r="2540" b="0"/>
             <wp:docPr id="137308341" name="Picture 5"/>
@@ -826,7 +826,7 @@
           <w:u w:val="single"/>
         </w:rPr>
         <w:drawing>
-          <wp:inline distT="0" distB="0" distL="0" distR="0" wp14:anchorId="50027FE4" wp14:editId="417602B3">
+          <wp:inline distT="0" distB="0" distL="0" distR="0" wp14:anchorId="50027FE4" wp14:editId="070236E6">
             <wp:extent cx="5731510" cy="3482975"/>
             <wp:effectExtent l="0" t="0" r="2540" b="3175"/>
             <wp:docPr id="893193071" name="Picture 1"/>
@@ -886,7 +886,7 @@
         </w:rPr>
         <w:lastRenderedPageBreak/>
         <w:drawing>
-          <wp:inline distT="0" distB="0" distL="0" distR="0" wp14:anchorId="63570AA3" wp14:editId="10239E21">
+          <wp:inline distT="0" distB="0" distL="0" distR="0" wp14:anchorId="63570AA3" wp14:editId="1548055B">
             <wp:extent cx="5731510" cy="3478530"/>
             <wp:effectExtent l="0" t="0" r="2540" b="7620"/>
             <wp:docPr id="990726048" name="Picture 2"/>
@@ -945,7 +945,7 @@
           <w:u w:val="single"/>
         </w:rPr>
         <w:drawing>
-          <wp:inline distT="0" distB="0" distL="0" distR="0" wp14:anchorId="7C16CDBB" wp14:editId="4C165765">
+          <wp:inline distT="0" distB="0" distL="0" distR="0" wp14:anchorId="7C16CDBB" wp14:editId="67C5407E">
             <wp:extent cx="5731510" cy="3454400"/>
             <wp:effectExtent l="0" t="0" r="2540" b="0"/>
             <wp:docPr id="913122025" name="Picture 3"/>
@@ -1005,7 +1005,7 @@
         </w:rPr>
         <w:lastRenderedPageBreak/>
         <w:drawing>
-          <wp:inline distT="0" distB="0" distL="0" distR="0" wp14:anchorId="2A116D77" wp14:editId="6F6335DD">
+          <wp:inline distT="0" distB="0" distL="0" distR="0" wp14:anchorId="2A116D77" wp14:editId="4F0757EF">
             <wp:extent cx="5731510" cy="3471545"/>
             <wp:effectExtent l="0" t="0" r="2540" b="0"/>
             <wp:docPr id="378535847" name="Picture 4"/>
@@ -1064,7 +1064,7 @@
           <w:u w:val="single"/>
         </w:rPr>
         <w:drawing>
-          <wp:inline distT="0" distB="0" distL="0" distR="0" wp14:anchorId="1D1786F9" wp14:editId="0E690EA3">
+          <wp:inline distT="0" distB="0" distL="0" distR="0" wp14:anchorId="1D1786F9" wp14:editId="173B0A50">
             <wp:extent cx="5731510" cy="3470275"/>
             <wp:effectExtent l="0" t="0" r="2540" b="0"/>
             <wp:docPr id="128544196" name="Picture 5"/>
@@ -1124,7 +1124,7 @@
         </w:rPr>
         <w:lastRenderedPageBreak/>
         <w:drawing>
-          <wp:inline distT="0" distB="0" distL="0" distR="0" wp14:anchorId="42EA70B3" wp14:editId="2E4B00C3">
+          <wp:inline distT="0" distB="0" distL="0" distR="0" wp14:anchorId="42EA70B3" wp14:editId="730162DF">
             <wp:extent cx="5731510" cy="3463290"/>
             <wp:effectExtent l="0" t="0" r="2540" b="3810"/>
             <wp:docPr id="1235264688" name="Picture 6"/>
@@ -1183,7 +1183,7 @@
           <w:u w:val="single"/>
         </w:rPr>
         <w:drawing>
-          <wp:inline distT="0" distB="0" distL="0" distR="0" wp14:anchorId="02D95752" wp14:editId="5983BF34">
+          <wp:inline distT="0" distB="0" distL="0" distR="0" wp14:anchorId="02D95752" wp14:editId="733C7FD7">
             <wp:extent cx="5731510" cy="3478530"/>
             <wp:effectExtent l="0" t="0" r="2540" b="7620"/>
             <wp:docPr id="1403890874" name="Picture 7"/>
@@ -1699,80 +1699,466 @@
       </w:pPr>
       <w:r>
         <w:rPr>
-          <w:noProof/>
-          <w:sz w:val="44"/>
-          <w:szCs w:val="44"/>
-          <w:u w:val="single"/>
-        </w:rPr>
-        <w:drawing>
-          <wp:inline distT="0" distB="0" distL="0" distR="0" wp14:anchorId="34EBCCB7" wp14:editId="5C26D9F0">
-            <wp:extent cx="5731510" cy="2747010"/>
+          <w:sz w:val="44"/>
+          <w:szCs w:val="44"/>
+          <w:u w:val="single"/>
+        </w:rPr>
+        <w:t>QUESTION1</w:t>
+      </w:r>
+    </w:p>
+    <w:p>
+      <w:pPr>
+        <w:jc w:val="both"/>
+        <w:rPr>
+          <w:sz w:val="44"/>
+          <w:szCs w:val="44"/>
+          <w:u w:val="single"/>
+        </w:rPr>
+      </w:pPr>
+      <w:r>
+        <w:rPr>
+          <w:noProof/>
+          <w:sz w:val="44"/>
+          <w:szCs w:val="44"/>
+          <w:u w:val="single"/>
+        </w:rPr>
+        <w:lastRenderedPageBreak/>
+        <w:drawing>
+          <wp:inline distT="0" distB="0" distL="0" distR="0" wp14:anchorId="77B6CB91" wp14:editId="7ED43917">
+            <wp:extent cx="5731510" cy="4166870"/>
+            <wp:effectExtent l="0" t="0" r="2540" b="5080"/>
+            <wp:docPr id="1802139348" name="Picture 4"/>
+            <wp:cNvGraphicFramePr>
+              <a:graphicFrameLocks xmlns:a="http://schemas.openxmlformats.org/drawingml/2006/main" noChangeAspect="1"/>
+            </wp:cNvGraphicFramePr>
+            <a:graphic xmlns:a="http://schemas.openxmlformats.org/drawingml/2006/main">
+              <a:graphicData uri="http://schemas.openxmlformats.org/drawingml/2006/picture">
+                <pic:pic xmlns:pic="http://schemas.openxmlformats.org/drawingml/2006/picture">
+                  <pic:nvPicPr>
+                    <pic:cNvPr id="1802139348" name="Picture 1802139348"/>
+                    <pic:cNvPicPr/>
+                  </pic:nvPicPr>
+                  <pic:blipFill>
+                    <a:blip r:embed="rId29">
+                      <a:extLst>
+                        <a:ext uri="{28A0092B-C50C-407E-A947-70E740481C1C}">
+                          <a14:useLocalDpi xmlns:a14="http://schemas.microsoft.com/office/drawing/2010/main" val="0"/>
+                        </a:ext>
+                      </a:extLst>
+                    </a:blip>
+                    <a:stretch>
+                      <a:fillRect/>
+                    </a:stretch>
+                  </pic:blipFill>
+                  <pic:spPr>
+                    <a:xfrm>
+                      <a:off x="0" y="0"/>
+                      <a:ext cx="5731510" cy="4166870"/>
+                    </a:xfrm>
+                    <a:prstGeom prst="rect">
+                      <a:avLst/>
+                    </a:prstGeom>
+                  </pic:spPr>
+                </pic:pic>
+              </a:graphicData>
+            </a:graphic>
+          </wp:inline>
+        </w:drawing>
+      </w:r>
+      <w:r>
+        <w:rPr>
+          <w:noProof/>
+          <w:sz w:val="44"/>
+          <w:szCs w:val="44"/>
+          <w:u w:val="single"/>
+        </w:rPr>
+        <w:drawing>
+          <wp:inline distT="0" distB="0" distL="0" distR="0" wp14:anchorId="4C3FC402" wp14:editId="2B614340">
+            <wp:extent cx="5731510" cy="4091940"/>
+            <wp:effectExtent l="0" t="0" r="2540" b="3810"/>
+            <wp:docPr id="561690386" name="Picture 5"/>
+            <wp:cNvGraphicFramePr>
+              <a:graphicFrameLocks xmlns:a="http://schemas.openxmlformats.org/drawingml/2006/main" noChangeAspect="1"/>
+            </wp:cNvGraphicFramePr>
+            <a:graphic xmlns:a="http://schemas.openxmlformats.org/drawingml/2006/main">
+              <a:graphicData uri="http://schemas.openxmlformats.org/drawingml/2006/picture">
+                <pic:pic xmlns:pic="http://schemas.openxmlformats.org/drawingml/2006/picture">
+                  <pic:nvPicPr>
+                    <pic:cNvPr id="561690386" name="Picture 561690386"/>
+                    <pic:cNvPicPr/>
+                  </pic:nvPicPr>
+                  <pic:blipFill>
+                    <a:blip r:embed="rId30">
+                      <a:extLst>
+                        <a:ext uri="{28A0092B-C50C-407E-A947-70E740481C1C}">
+                          <a14:useLocalDpi xmlns:a14="http://schemas.microsoft.com/office/drawing/2010/main" val="0"/>
+                        </a:ext>
+                      </a:extLst>
+                    </a:blip>
+                    <a:stretch>
+                      <a:fillRect/>
+                    </a:stretch>
+                  </pic:blipFill>
+                  <pic:spPr>
+                    <a:xfrm>
+                      <a:off x="0" y="0"/>
+                      <a:ext cx="5731510" cy="4091940"/>
+                    </a:xfrm>
+                    <a:prstGeom prst="rect">
+                      <a:avLst/>
+                    </a:prstGeom>
+                  </pic:spPr>
+                </pic:pic>
+              </a:graphicData>
+            </a:graphic>
+          </wp:inline>
+        </w:drawing>
+      </w:r>
+    </w:p>
+    <w:p>
+      <w:pPr>
+        <w:jc w:val="both"/>
+        <w:rPr>
+          <w:sz w:val="44"/>
+          <w:szCs w:val="44"/>
+          <w:u w:val="single"/>
+        </w:rPr>
+      </w:pPr>
+      <w:r>
+        <w:rPr>
+          <w:sz w:val="44"/>
+          <w:szCs w:val="44"/>
+          <w:u w:val="single"/>
+        </w:rPr>
+        <w:lastRenderedPageBreak/>
+        <w:t>QUESTION 2</w:t>
+      </w:r>
+    </w:p>
+    <w:p>
+      <w:pPr>
+        <w:jc w:val="both"/>
+        <w:rPr>
+          <w:sz w:val="44"/>
+          <w:szCs w:val="44"/>
+          <w:u w:val="single"/>
+          <w:lang w:val="en-IN"/>
+        </w:rPr>
+      </w:pPr>
+      <w:r>
+        <w:rPr>
+          <w:sz w:val="44"/>
+          <w:szCs w:val="44"/>
+          <w:u w:val="single"/>
+          <w:lang w:val="en-IN"/>
+        </w:rPr>
+        <w:t xml:space="preserve">For VGG-16 = </w:t>
+      </w:r>
+      <w:r>
+        <w:rPr>
+          <w:sz w:val="44"/>
+          <w:szCs w:val="44"/>
+          <w:u w:val="single"/>
+          <w:lang w:val="en-IN"/>
+        </w:rPr>
+        <w:t>30</w:t>
+      </w:r>
+      <w:r>
+        <w:rPr>
+          <w:sz w:val="44"/>
+          <w:szCs w:val="44"/>
+          <w:u w:val="single"/>
+          <w:lang w:val="en-IN"/>
+        </w:rPr>
+        <w:t xml:space="preserve"> epochs</w:t>
+      </w:r>
+    </w:p>
+    <w:p>
+      <w:pPr>
+        <w:jc w:val="both"/>
+        <w:rPr>
+          <w:sz w:val="44"/>
+          <w:szCs w:val="44"/>
+          <w:u w:val="single"/>
+          <w:lang w:val="en-IN"/>
+        </w:rPr>
+      </w:pPr>
+      <w:r>
+        <w:rPr>
+          <w:sz w:val="44"/>
+          <w:szCs w:val="44"/>
+          <w:u w:val="single"/>
+          <w:lang w:val="en-IN"/>
+        </w:rPr>
+        <w:t>For VGG-19= 13 epochs</w:t>
+      </w:r>
+    </w:p>
+    <w:p>
+      <w:pPr>
+        <w:jc w:val="both"/>
+        <w:rPr>
+          <w:sz w:val="44"/>
+          <w:szCs w:val="44"/>
+          <w:u w:val="single"/>
+        </w:rPr>
+      </w:pPr>
+    </w:p>
+    <w:p>
+      <w:pPr>
+        <w:jc w:val="both"/>
+        <w:rPr>
+          <w:sz w:val="44"/>
+          <w:szCs w:val="44"/>
+          <w:u w:val="single"/>
+        </w:rPr>
+      </w:pPr>
+      <w:r>
+        <w:rPr>
+          <w:sz w:val="44"/>
+          <w:szCs w:val="44"/>
+          <w:u w:val="single"/>
+        </w:rPr>
+        <w:t>QUESTION 3</w:t>
+      </w:r>
+    </w:p>
+    <w:p>
+      <w:pPr>
+        <w:jc w:val="both"/>
+        <w:rPr>
+          <w:sz w:val="44"/>
+          <w:szCs w:val="44"/>
+          <w:u w:val="single"/>
+        </w:rPr>
+      </w:pPr>
+      <w:r>
+        <w:rPr>
+          <w:noProof/>
+          <w:sz w:val="44"/>
+          <w:szCs w:val="44"/>
+          <w:u w:val="single"/>
+        </w:rPr>
+        <w:drawing>
+          <wp:inline distT="0" distB="0" distL="0" distR="0" wp14:anchorId="52F832FA" wp14:editId="2F1FB4E0">
+            <wp:extent cx="5731510" cy="450850"/>
+            <wp:effectExtent l="0" t="0" r="2540" b="6350"/>
+            <wp:docPr id="1819580457" name="Picture 8"/>
+            <wp:cNvGraphicFramePr>
+              <a:graphicFrameLocks xmlns:a="http://schemas.openxmlformats.org/drawingml/2006/main" noChangeAspect="1"/>
+            </wp:cNvGraphicFramePr>
+            <a:graphic xmlns:a="http://schemas.openxmlformats.org/drawingml/2006/main">
+              <a:graphicData uri="http://schemas.openxmlformats.org/drawingml/2006/picture">
+                <pic:pic xmlns:pic="http://schemas.openxmlformats.org/drawingml/2006/picture">
+                  <pic:nvPicPr>
+                    <pic:cNvPr id="1819580457" name="Picture 1819580457"/>
+                    <pic:cNvPicPr/>
+                  </pic:nvPicPr>
+                  <pic:blipFill>
+                    <a:blip r:embed="rId31" cstate="print">
+                      <a:extLst>
+                        <a:ext uri="{28A0092B-C50C-407E-A947-70E740481C1C}">
+                          <a14:useLocalDpi xmlns:a14="http://schemas.microsoft.com/office/drawing/2010/main" val="0"/>
+                        </a:ext>
+                      </a:extLst>
+                    </a:blip>
+                    <a:stretch>
+                      <a:fillRect/>
+                    </a:stretch>
+                  </pic:blipFill>
+                  <pic:spPr>
+                    <a:xfrm>
+                      <a:off x="0" y="0"/>
+                      <a:ext cx="5731510" cy="450850"/>
+                    </a:xfrm>
+                    <a:prstGeom prst="rect">
+                      <a:avLst/>
+                    </a:prstGeom>
+                  </pic:spPr>
+                </pic:pic>
+              </a:graphicData>
+            </a:graphic>
+          </wp:inline>
+        </w:drawing>
+      </w:r>
+    </w:p>
+    <w:p>
+      <w:pPr>
+        <w:jc w:val="both"/>
+        <w:rPr>
+          <w:sz w:val="44"/>
+          <w:szCs w:val="44"/>
+          <w:u w:val="single"/>
+        </w:rPr>
+      </w:pPr>
+      <w:r>
+        <w:rPr>
+          <w:sz w:val="44"/>
+          <w:szCs w:val="44"/>
+          <w:u w:val="single"/>
+        </w:rPr>
+        <w:t>QUESTION 4</w:t>
+      </w:r>
+    </w:p>
+    <w:p>
+      <w:pPr>
+        <w:jc w:val="both"/>
+        <w:rPr>
+          <w:sz w:val="44"/>
+          <w:szCs w:val="44"/>
+          <w:u w:val="single"/>
+        </w:rPr>
+      </w:pPr>
+      <w:r>
+        <w:rPr>
+          <w:noProof/>
+          <w:sz w:val="44"/>
+          <w:szCs w:val="44"/>
+          <w:u w:val="single"/>
+        </w:rPr>
+        <w:drawing>
+          <wp:inline distT="0" distB="0" distL="0" distR="0" wp14:anchorId="08BDB98B" wp14:editId="7D8B4D16">
+            <wp:extent cx="5731510" cy="2884805"/>
             <wp:effectExtent l="0" t="0" r="2540" b="0"/>
-            <wp:docPr id="723130708" name="Picture 1"/>
-            <wp:cNvGraphicFramePr>
-              <a:graphicFrameLocks xmlns:a="http://schemas.openxmlformats.org/drawingml/2006/main" noChangeAspect="1"/>
-            </wp:cNvGraphicFramePr>
-            <a:graphic xmlns:a="http://schemas.openxmlformats.org/drawingml/2006/main">
-              <a:graphicData uri="http://schemas.openxmlformats.org/drawingml/2006/picture">
-                <pic:pic xmlns:pic="http://schemas.openxmlformats.org/drawingml/2006/picture">
-                  <pic:nvPicPr>
-                    <pic:cNvPr id="723130708" name="Picture 723130708"/>
-                    <pic:cNvPicPr/>
-                  </pic:nvPicPr>
-                  <pic:blipFill>
-                    <a:blip r:embed="rId13" cstate="print">
-                      <a:extLst>
-                        <a:ext uri="{28A0092B-C50C-407E-A947-70E740481C1C}">
-                          <a14:useLocalDpi xmlns:a14="http://schemas.microsoft.com/office/drawing/2010/main" val="0"/>
-                        </a:ext>
-                      </a:extLst>
-                    </a:blip>
-                    <a:stretch>
-                      <a:fillRect/>
-                    </a:stretch>
-                  </pic:blipFill>
-                  <pic:spPr>
-                    <a:xfrm>
-                      <a:off x="0" y="0"/>
-                      <a:ext cx="5731510" cy="2747010"/>
-                    </a:xfrm>
-                    <a:prstGeom prst="rect">
-                      <a:avLst/>
-                    </a:prstGeom>
-                  </pic:spPr>
-                </pic:pic>
-              </a:graphicData>
-            </a:graphic>
-          </wp:inline>
-        </w:drawing>
-      </w:r>
-    </w:p>
-    <w:p>
-      <w:pPr>
-        <w:jc w:val="both"/>
-        <w:rPr>
-          <w:sz w:val="44"/>
-          <w:szCs w:val="44"/>
-          <w:u w:val="single"/>
-        </w:rPr>
-      </w:pPr>
-    </w:p>
-    <w:p>
-      <w:pPr>
-        <w:jc w:val="both"/>
-        <w:rPr>
-          <w:sz w:val="44"/>
-          <w:szCs w:val="44"/>
-          <w:u w:val="single"/>
-        </w:rPr>
-      </w:pPr>
-      <w:r>
-        <w:rPr>
+            <wp:docPr id="1053810140" name="Picture 7"/>
+            <wp:cNvGraphicFramePr>
+              <a:graphicFrameLocks xmlns:a="http://schemas.openxmlformats.org/drawingml/2006/main" noChangeAspect="1"/>
+            </wp:cNvGraphicFramePr>
+            <a:graphic xmlns:a="http://schemas.openxmlformats.org/drawingml/2006/main">
+              <a:graphicData uri="http://schemas.openxmlformats.org/drawingml/2006/picture">
+                <pic:pic xmlns:pic="http://schemas.openxmlformats.org/drawingml/2006/picture">
+                  <pic:nvPicPr>
+                    <pic:cNvPr id="1053810140" name="Picture 1053810140"/>
+                    <pic:cNvPicPr/>
+                  </pic:nvPicPr>
+                  <pic:blipFill>
+                    <a:blip r:embed="rId32">
+                      <a:extLst>
+                        <a:ext uri="{28A0092B-C50C-407E-A947-70E740481C1C}">
+                          <a14:useLocalDpi xmlns:a14="http://schemas.microsoft.com/office/drawing/2010/main" val="0"/>
+                        </a:ext>
+                      </a:extLst>
+                    </a:blip>
+                    <a:stretch>
+                      <a:fillRect/>
+                    </a:stretch>
+                  </pic:blipFill>
+                  <pic:spPr>
+                    <a:xfrm>
+                      <a:off x="0" y="0"/>
+                      <a:ext cx="5731510" cy="2884805"/>
+                    </a:xfrm>
+                    <a:prstGeom prst="rect">
+                      <a:avLst/>
+                    </a:prstGeom>
+                  </pic:spPr>
+                </pic:pic>
+              </a:graphicData>
+            </a:graphic>
+          </wp:inline>
+        </w:drawing>
+      </w:r>
+    </w:p>
+    <w:p>
+      <w:pPr>
+        <w:jc w:val="both"/>
+        <w:rPr>
+          <w:sz w:val="44"/>
+          <w:szCs w:val="44"/>
+          <w:u w:val="single"/>
+        </w:rPr>
+      </w:pPr>
+      <w:r>
+        <w:rPr>
+          <w:sz w:val="44"/>
+          <w:szCs w:val="44"/>
+          <w:u w:val="single"/>
+        </w:rPr>
+        <w:t>QUESTION 5</w:t>
+      </w:r>
+    </w:p>
+    <w:p>
+      <w:pPr>
+        <w:jc w:val="both"/>
+        <w:rPr>
+          <w:sz w:val="44"/>
+          <w:szCs w:val="44"/>
+          <w:u w:val="single"/>
+        </w:rPr>
+      </w:pPr>
+      <w:r>
+        <w:rPr>
+          <w:noProof/>
           <w:sz w:val="44"/>
           <w:szCs w:val="44"/>
           <w:u w:val="single"/>
         </w:rPr>
         <w:lastRenderedPageBreak/>
+        <w:drawing>
+          <wp:inline distT="0" distB="0" distL="0" distR="0" wp14:anchorId="11EF93B0" wp14:editId="169D645B">
+            <wp:extent cx="5731510" cy="2706370"/>
+            <wp:effectExtent l="0" t="0" r="2540" b="0"/>
+            <wp:docPr id="501273705" name="Picture 9"/>
+            <wp:cNvGraphicFramePr>
+              <a:graphicFrameLocks xmlns:a="http://schemas.openxmlformats.org/drawingml/2006/main" noChangeAspect="1"/>
+            </wp:cNvGraphicFramePr>
+            <a:graphic xmlns:a="http://schemas.openxmlformats.org/drawingml/2006/main">
+              <a:graphicData uri="http://schemas.openxmlformats.org/drawingml/2006/picture">
+                <pic:pic xmlns:pic="http://schemas.openxmlformats.org/drawingml/2006/picture">
+                  <pic:nvPicPr>
+                    <pic:cNvPr id="501273705" name="Picture 501273705"/>
+                    <pic:cNvPicPr/>
+                  </pic:nvPicPr>
+                  <pic:blipFill>
+                    <a:blip r:embed="rId33">
+                      <a:extLst>
+                        <a:ext uri="{28A0092B-C50C-407E-A947-70E740481C1C}">
+                          <a14:useLocalDpi xmlns:a14="http://schemas.microsoft.com/office/drawing/2010/main" val="0"/>
+                        </a:ext>
+                      </a:extLst>
+                    </a:blip>
+                    <a:stretch>
+                      <a:fillRect/>
+                    </a:stretch>
+                  </pic:blipFill>
+                  <pic:spPr>
+                    <a:xfrm>
+                      <a:off x="0" y="0"/>
+                      <a:ext cx="5731510" cy="2706370"/>
+                    </a:xfrm>
+                    <a:prstGeom prst="rect">
+                      <a:avLst/>
+                    </a:prstGeom>
+                  </pic:spPr>
+                </pic:pic>
+              </a:graphicData>
+            </a:graphic>
+          </wp:inline>
+        </w:drawing>
+      </w:r>
+    </w:p>
+    <w:p>
+      <w:pPr>
+        <w:jc w:val="both"/>
+        <w:rPr>
+          <w:sz w:val="44"/>
+          <w:szCs w:val="44"/>
+          <w:u w:val="single"/>
+        </w:rPr>
+      </w:pPr>
+    </w:p>
+    <w:p>
+      <w:pPr>
+        <w:jc w:val="both"/>
+        <w:rPr>
+          <w:sz w:val="44"/>
+          <w:szCs w:val="44"/>
+          <w:u w:val="single"/>
+        </w:rPr>
+      </w:pPr>
+      <w:r>
+        <w:rPr>
+          <w:sz w:val="44"/>
+          <w:szCs w:val="44"/>
+          <w:u w:val="single"/>
+        </w:rPr>
         <w:t>Lab 8</w:t>
       </w:r>
     </w:p>
@@ -1785,6 +2171,380 @@
           <w:u w:val="single"/>
         </w:rPr>
       </w:pPr>
+      <w:r>
+        <w:rPr>
+          <w:sz w:val="44"/>
+          <w:szCs w:val="44"/>
+          <w:u w:val="single"/>
+        </w:rPr>
+        <w:t>QUESTION1</w:t>
+      </w:r>
+    </w:p>
+    <w:p>
+      <w:pPr>
+        <w:jc w:val="both"/>
+        <w:rPr>
+          <w:sz w:val="44"/>
+          <w:szCs w:val="44"/>
+          <w:u w:val="single"/>
+        </w:rPr>
+      </w:pPr>
+      <w:r>
+        <w:rPr>
+          <w:noProof/>
+          <w:sz w:val="44"/>
+          <w:szCs w:val="44"/>
+          <w:u w:val="single"/>
+        </w:rPr>
+        <w:drawing>
+          <wp:inline distT="0" distB="0" distL="0" distR="0" wp14:anchorId="40381CA7" wp14:editId="1A315FFF">
+            <wp:extent cx="5731510" cy="1488440"/>
+            <wp:effectExtent l="0" t="0" r="2540" b="0"/>
+            <wp:docPr id="1197378856" name="Picture 1"/>
+            <wp:cNvGraphicFramePr>
+              <a:graphicFrameLocks xmlns:a="http://schemas.openxmlformats.org/drawingml/2006/main" noChangeAspect="1"/>
+            </wp:cNvGraphicFramePr>
+            <a:graphic xmlns:a="http://schemas.openxmlformats.org/drawingml/2006/main">
+              <a:graphicData uri="http://schemas.openxmlformats.org/drawingml/2006/picture">
+                <pic:pic xmlns:pic="http://schemas.openxmlformats.org/drawingml/2006/picture">
+                  <pic:nvPicPr>
+                    <pic:cNvPr id="1197378856" name="Picture 1197378856"/>
+                    <pic:cNvPicPr/>
+                  </pic:nvPicPr>
+                  <pic:blipFill>
+                    <a:blip r:embed="rId34" cstate="print">
+                      <a:extLst>
+                        <a:ext uri="{28A0092B-C50C-407E-A947-70E740481C1C}">
+                          <a14:useLocalDpi xmlns:a14="http://schemas.microsoft.com/office/drawing/2010/main" val="0"/>
+                        </a:ext>
+                      </a:extLst>
+                    </a:blip>
+                    <a:stretch>
+                      <a:fillRect/>
+                    </a:stretch>
+                  </pic:blipFill>
+                  <pic:spPr>
+                    <a:xfrm>
+                      <a:off x="0" y="0"/>
+                      <a:ext cx="5731510" cy="1488440"/>
+                    </a:xfrm>
+                    <a:prstGeom prst="rect">
+                      <a:avLst/>
+                    </a:prstGeom>
+                  </pic:spPr>
+                </pic:pic>
+              </a:graphicData>
+            </a:graphic>
+          </wp:inline>
+        </w:drawing>
+      </w:r>
+    </w:p>
+    <w:p>
+      <w:pPr>
+        <w:jc w:val="both"/>
+        <w:rPr>
+          <w:sz w:val="44"/>
+          <w:szCs w:val="44"/>
+          <w:u w:val="single"/>
+        </w:rPr>
+      </w:pPr>
+      <w:r>
+        <w:rPr>
+          <w:sz w:val="44"/>
+          <w:szCs w:val="44"/>
+          <w:u w:val="single"/>
+        </w:rPr>
+        <w:t>QUESTION 2</w:t>
+      </w:r>
+    </w:p>
+    <w:p>
+      <w:pPr>
+        <w:jc w:val="both"/>
+        <w:rPr>
+          <w:sz w:val="44"/>
+          <w:szCs w:val="44"/>
+          <w:u w:val="single"/>
+        </w:rPr>
+      </w:pPr>
+      <w:r>
+        <w:rPr>
+          <w:noProof/>
+          <w:sz w:val="44"/>
+          <w:szCs w:val="44"/>
+          <w:u w:val="single"/>
+        </w:rPr>
+        <w:drawing>
+          <wp:inline distT="0" distB="0" distL="0" distR="0" wp14:anchorId="71D7429E" wp14:editId="6FB1FC85">
+            <wp:extent cx="5731510" cy="2247265"/>
+            <wp:effectExtent l="0" t="0" r="2540" b="635"/>
+            <wp:docPr id="1732284804" name="Picture 2"/>
+            <wp:cNvGraphicFramePr>
+              <a:graphicFrameLocks xmlns:a="http://schemas.openxmlformats.org/drawingml/2006/main" noChangeAspect="1"/>
+            </wp:cNvGraphicFramePr>
+            <a:graphic xmlns:a="http://schemas.openxmlformats.org/drawingml/2006/main">
+              <a:graphicData uri="http://schemas.openxmlformats.org/drawingml/2006/picture">
+                <pic:pic xmlns:pic="http://schemas.openxmlformats.org/drawingml/2006/picture">
+                  <pic:nvPicPr>
+                    <pic:cNvPr id="1732284804" name="Picture 1732284804"/>
+                    <pic:cNvPicPr/>
+                  </pic:nvPicPr>
+                  <pic:blipFill>
+                    <a:blip r:embed="rId35" cstate="print">
+                      <a:extLst>
+                        <a:ext uri="{28A0092B-C50C-407E-A947-70E740481C1C}">
+                          <a14:useLocalDpi xmlns:a14="http://schemas.microsoft.com/office/drawing/2010/main" val="0"/>
+                        </a:ext>
+                      </a:extLst>
+                    </a:blip>
+                    <a:stretch>
+                      <a:fillRect/>
+                    </a:stretch>
+                  </pic:blipFill>
+                  <pic:spPr>
+                    <a:xfrm>
+                      <a:off x="0" y="0"/>
+                      <a:ext cx="5731510" cy="2247265"/>
+                    </a:xfrm>
+                    <a:prstGeom prst="rect">
+                      <a:avLst/>
+                    </a:prstGeom>
+                  </pic:spPr>
+                </pic:pic>
+              </a:graphicData>
+            </a:graphic>
+          </wp:inline>
+        </w:drawing>
+      </w:r>
+    </w:p>
+    <w:p>
+      <w:pPr>
+        <w:jc w:val="both"/>
+        <w:rPr>
+          <w:sz w:val="44"/>
+          <w:szCs w:val="44"/>
+          <w:u w:val="single"/>
+        </w:rPr>
+      </w:pPr>
+      <w:r>
+        <w:rPr>
+          <w:sz w:val="44"/>
+          <w:szCs w:val="44"/>
+          <w:u w:val="single"/>
+        </w:rPr>
+        <w:lastRenderedPageBreak/>
+        <w:t>Q</w:t>
+      </w:r>
+      <w:r>
+        <w:rPr>
+          <w:sz w:val="44"/>
+          <w:szCs w:val="44"/>
+          <w:u w:val="single"/>
+        </w:rPr>
+        <w:t>UESTION3</w:t>
+      </w:r>
+    </w:p>
+    <w:p>
+      <w:pPr>
+        <w:jc w:val="both"/>
+        <w:rPr>
+          <w:sz w:val="44"/>
+          <w:szCs w:val="44"/>
+          <w:u w:val="single"/>
+        </w:rPr>
+      </w:pPr>
+      <w:r>
+        <w:rPr>
+          <w:noProof/>
+          <w:sz w:val="44"/>
+          <w:szCs w:val="44"/>
+          <w:u w:val="single"/>
+        </w:rPr>
+        <w:drawing>
+          <wp:inline distT="0" distB="0" distL="0" distR="0" wp14:anchorId="3A34053B" wp14:editId="7F7CBED5">
+            <wp:extent cx="5731510" cy="469265"/>
+            <wp:effectExtent l="0" t="0" r="2540" b="6985"/>
+            <wp:docPr id="1904675394" name="Picture 3"/>
+            <wp:cNvGraphicFramePr>
+              <a:graphicFrameLocks xmlns:a="http://schemas.openxmlformats.org/drawingml/2006/main" noChangeAspect="1"/>
+            </wp:cNvGraphicFramePr>
+            <a:graphic xmlns:a="http://schemas.openxmlformats.org/drawingml/2006/main">
+              <a:graphicData uri="http://schemas.openxmlformats.org/drawingml/2006/picture">
+                <pic:pic xmlns:pic="http://schemas.openxmlformats.org/drawingml/2006/picture">
+                  <pic:nvPicPr>
+                    <pic:cNvPr id="1904675394" name="Picture 1904675394"/>
+                    <pic:cNvPicPr/>
+                  </pic:nvPicPr>
+                  <pic:blipFill>
+                    <a:blip r:embed="rId36" cstate="print">
+                      <a:extLst>
+                        <a:ext uri="{28A0092B-C50C-407E-A947-70E740481C1C}">
+                          <a14:useLocalDpi xmlns:a14="http://schemas.microsoft.com/office/drawing/2010/main" val="0"/>
+                        </a:ext>
+                      </a:extLst>
+                    </a:blip>
+                    <a:stretch>
+                      <a:fillRect/>
+                    </a:stretch>
+                  </pic:blipFill>
+                  <pic:spPr>
+                    <a:xfrm>
+                      <a:off x="0" y="0"/>
+                      <a:ext cx="5731510" cy="469265"/>
+                    </a:xfrm>
+                    <a:prstGeom prst="rect">
+                      <a:avLst/>
+                    </a:prstGeom>
+                  </pic:spPr>
+                </pic:pic>
+              </a:graphicData>
+            </a:graphic>
+          </wp:inline>
+        </w:drawing>
+      </w:r>
+    </w:p>
+    <w:p>
+      <w:pPr>
+        <w:jc w:val="both"/>
+        <w:rPr>
+          <w:sz w:val="44"/>
+          <w:szCs w:val="44"/>
+          <w:u w:val="single"/>
+        </w:rPr>
+      </w:pPr>
+      <w:r>
+        <w:rPr>
+          <w:sz w:val="44"/>
+          <w:szCs w:val="44"/>
+          <w:u w:val="single"/>
+        </w:rPr>
+        <w:t>Q</w:t>
+      </w:r>
+      <w:r>
+        <w:rPr>
+          <w:sz w:val="44"/>
+          <w:szCs w:val="44"/>
+          <w:u w:val="single"/>
+        </w:rPr>
+        <w:t>UESTION 4</w:t>
+      </w:r>
+    </w:p>
+    <w:p>
+      <w:pPr>
+        <w:jc w:val="both"/>
+        <w:rPr>
+          <w:sz w:val="44"/>
+          <w:szCs w:val="44"/>
+          <w:u w:val="single"/>
+        </w:rPr>
+      </w:pPr>
+      <w:r>
+        <w:rPr>
+          <w:noProof/>
+          <w:sz w:val="44"/>
+          <w:szCs w:val="44"/>
+          <w:u w:val="single"/>
+        </w:rPr>
+        <w:drawing>
+          <wp:inline distT="0" distB="0" distL="0" distR="0" wp14:anchorId="26411C59" wp14:editId="2FAC4917">
+            <wp:extent cx="5731510" cy="2859405"/>
+            <wp:effectExtent l="0" t="0" r="2540" b="0"/>
+            <wp:docPr id="545975792" name="Picture 4"/>
+            <wp:cNvGraphicFramePr>
+              <a:graphicFrameLocks xmlns:a="http://schemas.openxmlformats.org/drawingml/2006/main" noChangeAspect="1"/>
+            </wp:cNvGraphicFramePr>
+            <a:graphic xmlns:a="http://schemas.openxmlformats.org/drawingml/2006/main">
+              <a:graphicData uri="http://schemas.openxmlformats.org/drawingml/2006/picture">
+                <pic:pic xmlns:pic="http://schemas.openxmlformats.org/drawingml/2006/picture">
+                  <pic:nvPicPr>
+                    <pic:cNvPr id="545975792" name="Picture 545975792"/>
+                    <pic:cNvPicPr/>
+                  </pic:nvPicPr>
+                  <pic:blipFill>
+                    <a:blip r:embed="rId37" cstate="print">
+                      <a:extLst>
+                        <a:ext uri="{28A0092B-C50C-407E-A947-70E740481C1C}">
+                          <a14:useLocalDpi xmlns:a14="http://schemas.microsoft.com/office/drawing/2010/main" val="0"/>
+                        </a:ext>
+                      </a:extLst>
+                    </a:blip>
+                    <a:stretch>
+                      <a:fillRect/>
+                    </a:stretch>
+                  </pic:blipFill>
+                  <pic:spPr>
+                    <a:xfrm>
+                      <a:off x="0" y="0"/>
+                      <a:ext cx="5731510" cy="2859405"/>
+                    </a:xfrm>
+                    <a:prstGeom prst="rect">
+                      <a:avLst/>
+                    </a:prstGeom>
+                  </pic:spPr>
+                </pic:pic>
+              </a:graphicData>
+            </a:graphic>
+          </wp:inline>
+        </w:drawing>
+      </w:r>
+      <w:r>
+        <w:rPr>
+          <w:noProof/>
+          <w:sz w:val="44"/>
+          <w:szCs w:val="44"/>
+          <w:u w:val="single"/>
+        </w:rPr>
+        <w:drawing>
+          <wp:inline distT="0" distB="0" distL="0" distR="0" wp14:anchorId="7F186F9D" wp14:editId="0C551FCC">
+            <wp:extent cx="5731510" cy="2630805"/>
+            <wp:effectExtent l="0" t="0" r="2540" b="0"/>
+            <wp:docPr id="239118714" name="Picture 5"/>
+            <wp:cNvGraphicFramePr>
+              <a:graphicFrameLocks xmlns:a="http://schemas.openxmlformats.org/drawingml/2006/main" noChangeAspect="1"/>
+            </wp:cNvGraphicFramePr>
+            <a:graphic xmlns:a="http://schemas.openxmlformats.org/drawingml/2006/main">
+              <a:graphicData uri="http://schemas.openxmlformats.org/drawingml/2006/picture">
+                <pic:pic xmlns:pic="http://schemas.openxmlformats.org/drawingml/2006/picture">
+                  <pic:nvPicPr>
+                    <pic:cNvPr id="239118714" name="Picture 239118714"/>
+                    <pic:cNvPicPr/>
+                  </pic:nvPicPr>
+                  <pic:blipFill>
+                    <a:blip r:embed="rId38" cstate="print">
+                      <a:extLst>
+                        <a:ext uri="{28A0092B-C50C-407E-A947-70E740481C1C}">
+                          <a14:useLocalDpi xmlns:a14="http://schemas.microsoft.com/office/drawing/2010/main" val="0"/>
+                        </a:ext>
+                      </a:extLst>
+                    </a:blip>
+                    <a:stretch>
+                      <a:fillRect/>
+                    </a:stretch>
+                  </pic:blipFill>
+                  <pic:spPr>
+                    <a:xfrm>
+                      <a:off x="0" y="0"/>
+                      <a:ext cx="5731510" cy="2630805"/>
+                    </a:xfrm>
+                    <a:prstGeom prst="rect">
+                      <a:avLst/>
+                    </a:prstGeom>
+                  </pic:spPr>
+                </pic:pic>
+              </a:graphicData>
+            </a:graphic>
+          </wp:inline>
+        </w:drawing>
+      </w:r>
+    </w:p>
+    <w:p>
+      <w:pPr>
+        <w:jc w:val="both"/>
+        <w:rPr>
+          <w:sz w:val="44"/>
+          <w:szCs w:val="44"/>
+          <w:u w:val="single"/>
+        </w:rPr>
+      </w:pPr>
     </w:p>
     <w:p>
       <w:pPr>
@@ -1813,6 +2573,346 @@
           <w:u w:val="single"/>
         </w:rPr>
       </w:pPr>
+      <w:r>
+        <w:rPr>
+          <w:sz w:val="44"/>
+          <w:szCs w:val="44"/>
+          <w:u w:val="single"/>
+        </w:rPr>
+        <w:t>QUESTION 1</w:t>
+      </w:r>
+    </w:p>
+    <w:p>
+      <w:pPr>
+        <w:jc w:val="both"/>
+        <w:rPr>
+          <w:sz w:val="44"/>
+          <w:szCs w:val="44"/>
+          <w:u w:val="single"/>
+        </w:rPr>
+      </w:pPr>
+      <w:r>
+        <w:rPr>
+          <w:noProof/>
+          <w:sz w:val="44"/>
+          <w:szCs w:val="44"/>
+          <w:u w:val="single"/>
+        </w:rPr>
+        <w:lastRenderedPageBreak/>
+        <w:drawing>
+          <wp:inline distT="0" distB="0" distL="0" distR="0" wp14:anchorId="7E7A4681" wp14:editId="3897B94B">
+            <wp:extent cx="5731510" cy="383540"/>
+            <wp:effectExtent l="0" t="0" r="2540" b="0"/>
+            <wp:docPr id="1564961726" name="Picture 6"/>
+            <wp:cNvGraphicFramePr>
+              <a:graphicFrameLocks xmlns:a="http://schemas.openxmlformats.org/drawingml/2006/main" noChangeAspect="1"/>
+            </wp:cNvGraphicFramePr>
+            <a:graphic xmlns:a="http://schemas.openxmlformats.org/drawingml/2006/main">
+              <a:graphicData uri="http://schemas.openxmlformats.org/drawingml/2006/picture">
+                <pic:pic xmlns:pic="http://schemas.openxmlformats.org/drawingml/2006/picture">
+                  <pic:nvPicPr>
+                    <pic:cNvPr id="1564961726" name="Picture 1564961726"/>
+                    <pic:cNvPicPr/>
+                  </pic:nvPicPr>
+                  <pic:blipFill>
+                    <a:blip r:embed="rId39" cstate="print">
+                      <a:extLst>
+                        <a:ext uri="{28A0092B-C50C-407E-A947-70E740481C1C}">
+                          <a14:useLocalDpi xmlns:a14="http://schemas.microsoft.com/office/drawing/2010/main" val="0"/>
+                        </a:ext>
+                      </a:extLst>
+                    </a:blip>
+                    <a:stretch>
+                      <a:fillRect/>
+                    </a:stretch>
+                  </pic:blipFill>
+                  <pic:spPr>
+                    <a:xfrm>
+                      <a:off x="0" y="0"/>
+                      <a:ext cx="5731510" cy="383540"/>
+                    </a:xfrm>
+                    <a:prstGeom prst="rect">
+                      <a:avLst/>
+                    </a:prstGeom>
+                  </pic:spPr>
+                </pic:pic>
+              </a:graphicData>
+            </a:graphic>
+          </wp:inline>
+        </w:drawing>
+      </w:r>
+    </w:p>
+    <w:p>
+      <w:pPr>
+        <w:jc w:val="both"/>
+        <w:rPr>
+          <w:sz w:val="44"/>
+          <w:szCs w:val="44"/>
+          <w:u w:val="single"/>
+        </w:rPr>
+      </w:pPr>
+    </w:p>
+    <w:p>
+      <w:pPr>
+        <w:jc w:val="both"/>
+        <w:rPr>
+          <w:sz w:val="44"/>
+          <w:szCs w:val="44"/>
+          <w:u w:val="single"/>
+        </w:rPr>
+      </w:pPr>
+    </w:p>
+    <w:p>
+      <w:pPr>
+        <w:jc w:val="both"/>
+        <w:rPr>
+          <w:sz w:val="44"/>
+          <w:szCs w:val="44"/>
+          <w:u w:val="single"/>
+        </w:rPr>
+      </w:pPr>
+      <w:r>
+        <w:rPr>
+          <w:sz w:val="44"/>
+          <w:szCs w:val="44"/>
+          <w:u w:val="single"/>
+        </w:rPr>
+        <w:t>QUESTION2</w:t>
+      </w:r>
+    </w:p>
+    <w:p>
+      <w:pPr>
+        <w:jc w:val="both"/>
+        <w:rPr>
+          <w:sz w:val="44"/>
+          <w:szCs w:val="44"/>
+          <w:u w:val="single"/>
+        </w:rPr>
+      </w:pPr>
+      <w:r>
+        <w:rPr>
+          <w:noProof/>
+          <w:sz w:val="44"/>
+          <w:szCs w:val="44"/>
+          <w:u w:val="single"/>
+        </w:rPr>
+        <w:drawing>
+          <wp:inline distT="0" distB="0" distL="0" distR="0" wp14:anchorId="460AF1FB" wp14:editId="2410EE6E">
+            <wp:extent cx="5731510" cy="2800350"/>
+            <wp:effectExtent l="0" t="0" r="2540" b="0"/>
+            <wp:docPr id="1965585577" name="Picture 7"/>
+            <wp:cNvGraphicFramePr>
+              <a:graphicFrameLocks xmlns:a="http://schemas.openxmlformats.org/drawingml/2006/main" noChangeAspect="1"/>
+            </wp:cNvGraphicFramePr>
+            <a:graphic xmlns:a="http://schemas.openxmlformats.org/drawingml/2006/main">
+              <a:graphicData uri="http://schemas.openxmlformats.org/drawingml/2006/picture">
+                <pic:pic xmlns:pic="http://schemas.openxmlformats.org/drawingml/2006/picture">
+                  <pic:nvPicPr>
+                    <pic:cNvPr id="1965585577" name="Picture 1965585577"/>
+                    <pic:cNvPicPr/>
+                  </pic:nvPicPr>
+                  <pic:blipFill>
+                    <a:blip r:embed="rId40" cstate="print">
+                      <a:extLst>
+                        <a:ext uri="{28A0092B-C50C-407E-A947-70E740481C1C}">
+                          <a14:useLocalDpi xmlns:a14="http://schemas.microsoft.com/office/drawing/2010/main" val="0"/>
+                        </a:ext>
+                      </a:extLst>
+                    </a:blip>
+                    <a:stretch>
+                      <a:fillRect/>
+                    </a:stretch>
+                  </pic:blipFill>
+                  <pic:spPr>
+                    <a:xfrm>
+                      <a:off x="0" y="0"/>
+                      <a:ext cx="5731510" cy="2800350"/>
+                    </a:xfrm>
+                    <a:prstGeom prst="rect">
+                      <a:avLst/>
+                    </a:prstGeom>
+                  </pic:spPr>
+                </pic:pic>
+              </a:graphicData>
+            </a:graphic>
+          </wp:inline>
+        </w:drawing>
+      </w:r>
+    </w:p>
+    <w:p>
+      <w:pPr>
+        <w:jc w:val="both"/>
+        <w:rPr>
+          <w:sz w:val="44"/>
+          <w:szCs w:val="44"/>
+          <w:u w:val="single"/>
+        </w:rPr>
+      </w:pPr>
+    </w:p>
+    <w:p>
+      <w:pPr>
+        <w:jc w:val="both"/>
+        <w:rPr>
+          <w:sz w:val="44"/>
+          <w:szCs w:val="44"/>
+          <w:u w:val="single"/>
+        </w:rPr>
+      </w:pPr>
+      <w:r>
+        <w:rPr>
+          <w:sz w:val="44"/>
+          <w:szCs w:val="44"/>
+          <w:u w:val="single"/>
+        </w:rPr>
+        <w:t>QUESTION 3</w:t>
+      </w:r>
+    </w:p>
+    <w:p>
+      <w:pPr>
+        <w:jc w:val="both"/>
+        <w:rPr>
+          <w:sz w:val="44"/>
+          <w:szCs w:val="44"/>
+          <w:u w:val="single"/>
+        </w:rPr>
+      </w:pPr>
+      <w:r>
+        <w:rPr>
+          <w:noProof/>
+          <w:sz w:val="44"/>
+          <w:szCs w:val="44"/>
+          <w:u w:val="single"/>
+        </w:rPr>
+        <w:drawing>
+          <wp:inline distT="0" distB="0" distL="0" distR="0" wp14:anchorId="671B99FA" wp14:editId="4CA04355">
+            <wp:extent cx="5731510" cy="1419860"/>
+            <wp:effectExtent l="0" t="0" r="2540" b="8890"/>
+            <wp:docPr id="930603796" name="Picture 10"/>
+            <wp:cNvGraphicFramePr>
+              <a:graphicFrameLocks xmlns:a="http://schemas.openxmlformats.org/drawingml/2006/main" noChangeAspect="1"/>
+            </wp:cNvGraphicFramePr>
+            <a:graphic xmlns:a="http://schemas.openxmlformats.org/drawingml/2006/main">
+              <a:graphicData uri="http://schemas.openxmlformats.org/drawingml/2006/picture">
+                <pic:pic xmlns:pic="http://schemas.openxmlformats.org/drawingml/2006/picture">
+                  <pic:nvPicPr>
+                    <pic:cNvPr id="930603796" name="Picture 930603796"/>
+                    <pic:cNvPicPr/>
+                  </pic:nvPicPr>
+                  <pic:blipFill>
+                    <a:blip r:embed="rId41">
+                      <a:extLst>
+                        <a:ext uri="{28A0092B-C50C-407E-A947-70E740481C1C}">
+                          <a14:useLocalDpi xmlns:a14="http://schemas.microsoft.com/office/drawing/2010/main" val="0"/>
+                        </a:ext>
+                      </a:extLst>
+                    </a:blip>
+                    <a:stretch>
+                      <a:fillRect/>
+                    </a:stretch>
+                  </pic:blipFill>
+                  <pic:spPr>
+                    <a:xfrm>
+                      <a:off x="0" y="0"/>
+                      <a:ext cx="5731510" cy="1419860"/>
+                    </a:xfrm>
+                    <a:prstGeom prst="rect">
+                      <a:avLst/>
+                    </a:prstGeom>
+                  </pic:spPr>
+                </pic:pic>
+              </a:graphicData>
+            </a:graphic>
+          </wp:inline>
+        </w:drawing>
+      </w:r>
+    </w:p>
+    <w:p>
+      <w:pPr>
+        <w:jc w:val="both"/>
+        <w:rPr>
+          <w:sz w:val="44"/>
+          <w:szCs w:val="44"/>
+          <w:u w:val="single"/>
+        </w:rPr>
+      </w:pPr>
+      <w:r>
+        <w:rPr>
+          <w:sz w:val="44"/>
+          <w:szCs w:val="44"/>
+          <w:u w:val="single"/>
+        </w:rPr>
+        <w:t>QUESTION 4</w:t>
+      </w:r>
+    </w:p>
+    <w:p>
+      <w:pPr>
+        <w:jc w:val="both"/>
+        <w:rPr>
+          <w:sz w:val="44"/>
+          <w:szCs w:val="44"/>
+          <w:u w:val="single"/>
+        </w:rPr>
+      </w:pPr>
+      <w:r>
+        <w:rPr>
+          <w:noProof/>
+          <w:sz w:val="44"/>
+          <w:szCs w:val="44"/>
+          <w:u w:val="single"/>
+        </w:rPr>
+        <w:lastRenderedPageBreak/>
+        <w:drawing>
+          <wp:inline distT="0" distB="0" distL="0" distR="0" wp14:anchorId="430420B9" wp14:editId="456B8CB2">
+            <wp:extent cx="5731510" cy="3014980"/>
+            <wp:effectExtent l="0" t="0" r="2540" b="0"/>
+            <wp:docPr id="1337786649" name="Picture 11"/>
+            <wp:cNvGraphicFramePr>
+              <a:graphicFrameLocks xmlns:a="http://schemas.openxmlformats.org/drawingml/2006/main" noChangeAspect="1"/>
+            </wp:cNvGraphicFramePr>
+            <a:graphic xmlns:a="http://schemas.openxmlformats.org/drawingml/2006/main">
+              <a:graphicData uri="http://schemas.openxmlformats.org/drawingml/2006/picture">
+                <pic:pic xmlns:pic="http://schemas.openxmlformats.org/drawingml/2006/picture">
+                  <pic:nvPicPr>
+                    <pic:cNvPr id="1337786649" name="Picture 1337786649"/>
+                    <pic:cNvPicPr/>
+                  </pic:nvPicPr>
+                  <pic:blipFill>
+                    <a:blip r:embed="rId42" cstate="print">
+                      <a:extLst>
+                        <a:ext uri="{28A0092B-C50C-407E-A947-70E740481C1C}">
+                          <a14:useLocalDpi xmlns:a14="http://schemas.microsoft.com/office/drawing/2010/main" val="0"/>
+                        </a:ext>
+                      </a:extLst>
+                    </a:blip>
+                    <a:stretch>
+                      <a:fillRect/>
+                    </a:stretch>
+                  </pic:blipFill>
+                  <pic:spPr>
+                    <a:xfrm>
+                      <a:off x="0" y="0"/>
+                      <a:ext cx="5731510" cy="3014980"/>
+                    </a:xfrm>
+                    <a:prstGeom prst="rect">
+                      <a:avLst/>
+                    </a:prstGeom>
+                  </pic:spPr>
+                </pic:pic>
+              </a:graphicData>
+            </a:graphic>
+          </wp:inline>
+        </w:drawing>
+      </w:r>
+    </w:p>
+    <w:p>
+      <w:pPr>
+        <w:jc w:val="both"/>
+        <w:rPr>
+          <w:sz w:val="44"/>
+          <w:szCs w:val="44"/>
+          <w:u w:val="single"/>
+        </w:rPr>
+      </w:pPr>
     </w:p>
     <w:p>
       <w:pPr>
@@ -1841,50 +2941,227 @@
           <w:u w:val="single"/>
         </w:rPr>
       </w:pPr>
-    </w:p>
-    <w:p>
-      <w:pPr>
-        <w:jc w:val="both"/>
-        <w:rPr>
-          <w:sz w:val="44"/>
-          <w:szCs w:val="44"/>
-          <w:u w:val="single"/>
-        </w:rPr>
-      </w:pPr>
-      <w:r>
-        <w:rPr>
-          <w:sz w:val="44"/>
-          <w:szCs w:val="44"/>
-          <w:u w:val="single"/>
-        </w:rPr>
-        <w:t>Lab 11</w:t>
-      </w:r>
-    </w:p>
-    <w:p>
-      <w:pPr>
-        <w:jc w:val="both"/>
-        <w:rPr>
-          <w:sz w:val="44"/>
-          <w:szCs w:val="44"/>
-        </w:rPr>
-      </w:pPr>
-    </w:p>
-    <w:p>
-      <w:pPr>
-        <w:jc w:val="both"/>
-        <w:rPr>
-          <w:sz w:val="44"/>
-          <w:szCs w:val="44"/>
-          <w:u w:val="single"/>
-        </w:rPr>
-      </w:pPr>
-      <w:r>
-        <w:rPr>
-          <w:sz w:val="44"/>
-          <w:szCs w:val="44"/>
-          <w:u w:val="single"/>
-        </w:rPr>
-        <w:t>Lab 12</w:t>
+      <w:r>
+        <w:rPr>
+          <w:sz w:val="44"/>
+          <w:szCs w:val="44"/>
+          <w:u w:val="single"/>
+        </w:rPr>
+        <w:t>Encoder Summary:</w:t>
+      </w:r>
+    </w:p>
+    <w:p>
+      <w:pPr>
+        <w:jc w:val="both"/>
+        <w:rPr>
+          <w:sz w:val="44"/>
+          <w:szCs w:val="44"/>
+          <w:u w:val="single"/>
+        </w:rPr>
+      </w:pPr>
+      <w:r>
+        <w:rPr>
+          <w:noProof/>
+          <w:sz w:val="44"/>
+          <w:szCs w:val="44"/>
+          <w:u w:val="single"/>
+        </w:rPr>
+        <w:drawing>
+          <wp:inline distT="0" distB="0" distL="0" distR="0" wp14:anchorId="567D42C7" wp14:editId="322AF632">
+            <wp:extent cx="5731510" cy="3989705"/>
+            <wp:effectExtent l="0" t="0" r="2540" b="0"/>
+            <wp:docPr id="2042572982" name="Picture 1"/>
+            <wp:cNvGraphicFramePr>
+              <a:graphicFrameLocks xmlns:a="http://schemas.openxmlformats.org/drawingml/2006/main" noChangeAspect="1"/>
+            </wp:cNvGraphicFramePr>
+            <a:graphic xmlns:a="http://schemas.openxmlformats.org/drawingml/2006/main">
+              <a:graphicData uri="http://schemas.openxmlformats.org/drawingml/2006/picture">
+                <pic:pic xmlns:pic="http://schemas.openxmlformats.org/drawingml/2006/picture">
+                  <pic:nvPicPr>
+                    <pic:cNvPr id="2042572982" name="Picture 2042572982"/>
+                    <pic:cNvPicPr/>
+                  </pic:nvPicPr>
+                  <pic:blipFill>
+                    <a:blip r:embed="rId43">
+                      <a:extLst>
+                        <a:ext uri="{28A0092B-C50C-407E-A947-70E740481C1C}">
+                          <a14:useLocalDpi xmlns:a14="http://schemas.microsoft.com/office/drawing/2010/main" val="0"/>
+                        </a:ext>
+                      </a:extLst>
+                    </a:blip>
+                    <a:stretch>
+                      <a:fillRect/>
+                    </a:stretch>
+                  </pic:blipFill>
+                  <pic:spPr>
+                    <a:xfrm>
+                      <a:off x="0" y="0"/>
+                      <a:ext cx="5731510" cy="3989705"/>
+                    </a:xfrm>
+                    <a:prstGeom prst="rect">
+                      <a:avLst/>
+                    </a:prstGeom>
+                  </pic:spPr>
+                </pic:pic>
+              </a:graphicData>
+            </a:graphic>
+          </wp:inline>
+        </w:drawing>
+      </w:r>
+    </w:p>
+    <w:p>
+      <w:pPr>
+        <w:jc w:val="both"/>
+        <w:rPr>
+          <w:sz w:val="44"/>
+          <w:szCs w:val="44"/>
+          <w:u w:val="single"/>
+        </w:rPr>
+      </w:pPr>
+      <w:r>
+        <w:rPr>
+          <w:sz w:val="44"/>
+          <w:szCs w:val="44"/>
+          <w:u w:val="single"/>
+        </w:rPr>
+        <w:lastRenderedPageBreak/>
+        <w:t>Decoder Summary:</w:t>
+      </w:r>
+    </w:p>
+    <w:p>
+      <w:pPr>
+        <w:jc w:val="both"/>
+        <w:rPr>
+          <w:sz w:val="44"/>
+          <w:szCs w:val="44"/>
+          <w:u w:val="single"/>
+        </w:rPr>
+      </w:pPr>
+      <w:r>
+        <w:rPr>
+          <w:noProof/>
+          <w:sz w:val="44"/>
+          <w:szCs w:val="44"/>
+          <w:u w:val="single"/>
+        </w:rPr>
+        <w:drawing>
+          <wp:inline distT="0" distB="0" distL="0" distR="0" wp14:anchorId="5820BB55" wp14:editId="1BE7B7FC">
+            <wp:extent cx="5731510" cy="2520950"/>
+            <wp:effectExtent l="0" t="0" r="2540" b="0"/>
+            <wp:docPr id="1190360351" name="Picture 2"/>
+            <wp:cNvGraphicFramePr>
+              <a:graphicFrameLocks xmlns:a="http://schemas.openxmlformats.org/drawingml/2006/main" noChangeAspect="1"/>
+            </wp:cNvGraphicFramePr>
+            <a:graphic xmlns:a="http://schemas.openxmlformats.org/drawingml/2006/main">
+              <a:graphicData uri="http://schemas.openxmlformats.org/drawingml/2006/picture">
+                <pic:pic xmlns:pic="http://schemas.openxmlformats.org/drawingml/2006/picture">
+                  <pic:nvPicPr>
+                    <pic:cNvPr id="1190360351" name="Picture 1190360351"/>
+                    <pic:cNvPicPr/>
+                  </pic:nvPicPr>
+                  <pic:blipFill>
+                    <a:blip r:embed="rId44">
+                      <a:extLst>
+                        <a:ext uri="{28A0092B-C50C-407E-A947-70E740481C1C}">
+                          <a14:useLocalDpi xmlns:a14="http://schemas.microsoft.com/office/drawing/2010/main" val="0"/>
+                        </a:ext>
+                      </a:extLst>
+                    </a:blip>
+                    <a:stretch>
+                      <a:fillRect/>
+                    </a:stretch>
+                  </pic:blipFill>
+                  <pic:spPr>
+                    <a:xfrm>
+                      <a:off x="0" y="0"/>
+                      <a:ext cx="5731510" cy="2520950"/>
+                    </a:xfrm>
+                    <a:prstGeom prst="rect">
+                      <a:avLst/>
+                    </a:prstGeom>
+                  </pic:spPr>
+                </pic:pic>
+              </a:graphicData>
+            </a:graphic>
+          </wp:inline>
+        </w:drawing>
+      </w:r>
+    </w:p>
+    <w:p>
+      <w:pPr>
+        <w:jc w:val="both"/>
+        <w:rPr>
+          <w:sz w:val="44"/>
+          <w:szCs w:val="44"/>
+          <w:u w:val="single"/>
+        </w:rPr>
+      </w:pPr>
+      <w:r>
+        <w:rPr>
+          <w:sz w:val="44"/>
+          <w:szCs w:val="44"/>
+          <w:u w:val="single"/>
+        </w:rPr>
+        <w:t>Autoencoder summary:</w:t>
+      </w:r>
+    </w:p>
+    <w:p>
+      <w:pPr>
+        <w:jc w:val="both"/>
+        <w:rPr>
+          <w:sz w:val="44"/>
+          <w:szCs w:val="44"/>
+          <w:u w:val="single"/>
+        </w:rPr>
+      </w:pPr>
+      <w:r>
+        <w:rPr>
+          <w:noProof/>
+          <w:sz w:val="44"/>
+          <w:szCs w:val="44"/>
+          <w:u w:val="single"/>
+        </w:rPr>
+        <w:drawing>
+          <wp:inline distT="0" distB="0" distL="0" distR="0" wp14:anchorId="427C0FB5" wp14:editId="65098168">
+            <wp:extent cx="5731510" cy="2371725"/>
+            <wp:effectExtent l="0" t="0" r="2540" b="9525"/>
+            <wp:docPr id="228462438" name="Picture 3"/>
+            <wp:cNvGraphicFramePr>
+              <a:graphicFrameLocks xmlns:a="http://schemas.openxmlformats.org/drawingml/2006/main" noChangeAspect="1"/>
+            </wp:cNvGraphicFramePr>
+            <a:graphic xmlns:a="http://schemas.openxmlformats.org/drawingml/2006/main">
+              <a:graphicData uri="http://schemas.openxmlformats.org/drawingml/2006/picture">
+                <pic:pic xmlns:pic="http://schemas.openxmlformats.org/drawingml/2006/picture">
+                  <pic:nvPicPr>
+                    <pic:cNvPr id="228462438" name="Picture 228462438"/>
+                    <pic:cNvPicPr/>
+                  </pic:nvPicPr>
+                  <pic:blipFill>
+                    <a:blip r:embed="rId45">
+                      <a:extLst>
+                        <a:ext uri="{28A0092B-C50C-407E-A947-70E740481C1C}">
+                          <a14:useLocalDpi xmlns:a14="http://schemas.microsoft.com/office/drawing/2010/main" val="0"/>
+                        </a:ext>
+                      </a:extLst>
+                    </a:blip>
+                    <a:stretch>
+                      <a:fillRect/>
+                    </a:stretch>
+                  </pic:blipFill>
+                  <pic:spPr>
+                    <a:xfrm>
+                      <a:off x="0" y="0"/>
+                      <a:ext cx="5731510" cy="2371725"/>
+                    </a:xfrm>
+                    <a:prstGeom prst="rect">
+                      <a:avLst/>
+                    </a:prstGeom>
+                  </pic:spPr>
+                </pic:pic>
+              </a:graphicData>
+            </a:graphic>
+          </wp:inline>
+        </w:drawing>
       </w:r>
     </w:p>
     <w:sectPr>
@@ -2301,7 +3578,6 @@
   <w:style w:type="character" w:default="1" w:styleId="DefaultParagraphFont">
     <w:name w:val="Default Paragraph Font"/>
     <w:uiPriority w:val="1"/>
-    <w:semiHidden/>
     <w:unhideWhenUsed/>
   </w:style>
   <w:style w:type="table" w:default="1" w:styleId="TableNormal">
